--- a/Project Rooms/Contract for Deed/reference/Rose memorandum prototype/320 Rose - Memorandum of Contract for Deed - PROTOTYPE.docx
+++ b/Project Rooms/Contract for Deed/reference/Rose memorandum prototype/320 Rose - Memorandum of Contract for Deed - PROTOTYPE.docx
@@ -72,6 +72,21 @@
         <w:rPr>
           <w:b/>
         </w:rPr>
+      </w:r>
+      <w:r>
+        <w:rPr>
+          <w:b w:val="0"/>
+        </w:rPr>
+      </w:r>
+      <w:r>
+        <w:rPr>
+          <w:b/>
+        </w:rPr>
+      </w:r>
+      <w:r>
+        <w:rPr>
+          <w:b/>
+        </w:rPr>
         <w:t>NORTH CAROLINA</w:t>
       </w:r>
       <w:r>
@@ -172,7 +187,27 @@
         <w:rPr>
           <w:b/>
         </w:rPr>
-        <w:t>June</w:t>
+      </w:r>
+      <w:r>
+        <w:rPr>
+          <w:b w:val="0"/>
+        </w:rPr>
+      </w:r>
+      <w:r>
+        <w:rPr>
+          <w:b/>
+        </w:rPr>
+      </w:r>
+      <w:r>
+        <w:rPr>
+          <w:b w:val="0"/>
+        </w:rPr>
+      </w:r>
+      <w:r>
+        <w:rPr>
+          <w:b/>
+        </w:rPr>
+        <w:t>July</w:t>
       </w:r>
       <w:r>
         <w:rPr>
@@ -425,6 +460,11 @@
         <w:rPr>
           <w:b/>
         </w:rPr>
+      </w:r>
+      <w:r>
+        <w:rPr>
+          <w:b/>
+        </w:rPr>
         <w:t xml:space="preserve"> 320 Rose Pl, Wendell, NC 27591</w:t>
       </w:r>
     </w:p>
@@ -452,6 +492,11 @@
         <w:rPr>
           <w:b/>
         </w:rPr>
+      </w:r>
+      <w:r>
+        <w:rPr>
+          <w:b/>
+        </w:rPr>
         <w:t>BEING all of Lot 95, Section 2, of Candlewick Subdivision, as depicted in Book of Maps 1974, Page 271, Wake County Registry</w:t>
       </w:r>
     </w:p>
@@ -479,6 +524,11 @@
         <w:rPr>
           <w:b/>
         </w:rPr>
+      </w:r>
+      <w:r>
+        <w:rPr>
+          <w:b/>
+        </w:rPr>
         <w:t>WAKE / 1765676891</w:t>
       </w:r>
     </w:p>
@@ -514,7 +564,12 @@
         <w:rPr>
           <w:b/>
         </w:rPr>
-        <w:t>6/1/2026</w:t>
+      </w:r>
+      <w:r>
+        <w:rPr>
+          <w:b/>
+        </w:rPr>
+        <w:t>7/1/2026</w:t>
       </w:r>
     </w:p>
     <w:p>
@@ -541,7 +596,12 @@
         <w:rPr>
           <w:b/>
         </w:rPr>
-        <w:t>5/1/2056</w:t>
+      </w:r>
+      <w:r>
+        <w:rPr>
+          <w:b/>
+        </w:rPr>
+        <w:t>6/1/2056</w:t>
       </w:r>
     </w:p>
     <w:p>
@@ -553,6 +613,11 @@
           <w:b/>
         </w:rPr>
         <w:t xml:space="preserve">Total Number of Installment Payments: </w:t>
+      </w:r>
+      <w:r>
+        <w:rPr>
+          <w:b/>
+        </w:rPr>
       </w:r>
       <w:r>
         <w:rPr>
@@ -711,6 +776,16 @@
         <w:rPr>
           <w:b/>
         </w:rPr>
+      </w:r>
+      <w:r>
+        <w:rPr>
+          <w:b/>
+        </w:rPr>
+      </w:r>
+      <w:r>
+        <w:rPr>
+          <w:b/>
+        </w:rPr>
         <w:t>Investment Services LLC</w:t>
       </w:r>
       <w:r>
@@ -758,6 +833,11 @@
         <w:rPr>
           <w:b/>
         </w:rPr>
+      </w:r>
+      <w:r>
+        <w:rPr>
+          <w:b/>
+        </w:rPr>
         <w:t>Wes Browning, Manager</w:t>
       </w:r>
     </w:p>
@@ -797,6 +877,16 @@
         <w:rPr>
           <w:b/>
         </w:rPr>
+      </w:r>
+      <w:r>
+        <w:rPr>
+          <w:b/>
+        </w:rPr>
+      </w:r>
+      <w:r>
+        <w:rPr>
+          <w:b/>
+        </w:rPr>
         <w:t>Investment Services LLC</w:t>
       </w:r>
       <w:r>
@@ -898,6 +988,26 @@
         <w:rPr>
           <w:b w:val="0"/>
         </w:rPr>
+      </w:r>
+      <w:r>
+        <w:rPr>
+          <w:b w:val="0"/>
+        </w:rPr>
+      </w:r>
+      <w:r>
+        <w:rPr>
+          <w:b w:val="0"/>
+        </w:rPr>
+      </w:r>
+      <w:r>
+        <w:rPr>
+          <w:b/>
+        </w:rPr>
+      </w:r>
+      <w:r>
+        <w:rPr>
+          <w:b w:val="0"/>
+        </w:rPr>
         <w:t>:</w:t>
       </w:r>
       <w:r>
@@ -955,6 +1065,16 @@
         </w:rPr>
       </w:r>
       <w:proofErr w:type="gramEnd"/>
+      <w:r>
+        <w:rPr>
+          <w:b w:val="0"/>
+        </w:rPr>
+      </w:r>
+      <w:r>
+        <w:rPr>
+          <w:b/>
+        </w:rPr>
+      </w:r>
       <w:r>
         <w:rPr>
           <w:b w:val="0"/>
@@ -1063,6 +1183,36 @@
         <w:rPr>
           <w:b/>
         </w:rPr>
+      </w:r>
+      <w:r>
+        <w:rPr>
+          <w:b w:val="0"/>
+        </w:rPr>
+      </w:r>
+      <w:r>
+        <w:rPr>
+          <w:b/>
+        </w:rPr>
+      </w:r>
+      <w:r>
+        <w:rPr>
+          <w:b w:val="0"/>
+        </w:rPr>
+      </w:r>
+      <w:r>
+        <w:rPr>
+          <w:b/>
+        </w:rPr>
+      </w:r>
+      <w:r>
+        <w:rPr>
+          <w:b w:val="0"/>
+        </w:rPr>
+      </w:r>
+      <w:r>
+        <w:rPr>
+          <w:b/>
+        </w:rPr>
         <w:t>Wes Browning</w:t>
       </w:r>
       <w:r>
@@ -1190,6 +1340,16 @@
         <w:rPr>
           <w:b w:val="0"/>
         </w:rPr>
+      </w:r>
+      <w:r>
+        <w:rPr>
+          <w:b/>
+        </w:rPr>
+      </w:r>
+      <w:r>
+        <w:rPr>
+          <w:b w:val="0"/>
+        </w:rPr>
         <w:t xml:space="preserve"> </w:t>
       </w:r>
       <w:r>
@@ -1257,6 +1417,16 @@
         </w:rPr>
       </w:r>
       <w:proofErr w:type="spellEnd"/>
+      <w:r>
+        <w:rPr>
+          <w:b w:val="0"/>
+        </w:rPr>
+      </w:r>
+      <w:r>
+        <w:rPr>
+          <w:b/>
+        </w:rPr>
+      </w:r>
       <w:r>
         <w:rPr>
           <w:b w:val="0"/>
@@ -1367,6 +1537,26 @@
         <w:rPr>
           <w:b w:val="0"/>
         </w:rPr>
+      </w:r>
+      <w:r>
+        <w:rPr>
+          <w:b w:val="0"/>
+        </w:rPr>
+      </w:r>
+      <w:r>
+        <w:rPr>
+          <w:b w:val="0"/>
+        </w:rPr>
+      </w:r>
+      <w:r>
+        <w:rPr>
+          <w:b/>
+        </w:rPr>
+      </w:r>
+      <w:r>
+        <w:rPr>
+          <w:b w:val="0"/>
+        </w:rPr>
         <w:t>:</w:t>
       </w:r>
       <w:r>
@@ -1436,6 +1626,16 @@
         <w:rPr>
           <w:b w:val="0"/>
         </w:rPr>
+      </w:r>
+      <w:r>
+        <w:rPr>
+          <w:b/>
+        </w:rPr>
+      </w:r>
+      <w:r>
+        <w:rPr>
+          <w:b w:val="0"/>
+        </w:rPr>
         <w:tab/>
       </w:r>
       <w:r>
@@ -1459,6 +1659,16 @@
         </w:rPr>
       </w:r>
       <w:r/>
+      <w:r>
+        <w:rPr>
+          <w:b/>
+        </w:rPr>
+      </w:r>
+      <w:r>
+        <w:rPr>
+          <w:b w:val="0"/>
+        </w:rPr>
+      </w:r>
       <w:r>
         <w:rPr>
           <w:b/>

--- a/Project Rooms/Contract for Deed/reference/Rose memorandum prototype/320 Rose - Memorandum of Contract for Deed - PROTOTYPE.docx
+++ b/Project Rooms/Contract for Deed/reference/Rose memorandum prototype/320 Rose - Memorandum of Contract for Deed - PROTOTYPE.docx
@@ -87,6 +87,21 @@
         <w:rPr>
           <w:b/>
         </w:rPr>
+      </w:r>
+      <w:r>
+        <w:rPr>
+          <w:b w:val="0"/>
+        </w:rPr>
+      </w:r>
+      <w:r>
+        <w:rPr>
+          <w:b/>
+        </w:rPr>
+      </w:r>
+      <w:r>
+        <w:rPr>
+          <w:b/>
+        </w:rPr>
         <w:t>NORTH CAROLINA</w:t>
       </w:r>
       <w:r>
@@ -141,6 +156,26 @@
         <w:rPr>
           <w:b/>
           <w:bCs/>
+        </w:rPr>
+      </w:r>
+      <w:r>
+        <w:rPr>
+          <w:b/>
+        </w:rPr>
+      </w:r>
+      <w:r>
+        <w:rPr>
+          <w:b w:val="0"/>
+        </w:rPr>
+      </w:r>
+      <w:r>
+        <w:rPr>
+          <w:b/>
+        </w:rPr>
+      </w:r>
+      <w:r>
+        <w:rPr>
+          <w:b w:val="0"/>
         </w:rPr>
       </w:r>
       <w:r>
@@ -465,6 +500,11 @@
         <w:rPr>
           <w:b/>
         </w:rPr>
+      </w:r>
+      <w:r>
+        <w:rPr>
+          <w:b/>
+        </w:rPr>
         <w:t xml:space="preserve"> 320 Rose Pl, Wendell, NC 27591</w:t>
       </w:r>
     </w:p>
@@ -497,6 +537,11 @@
         <w:rPr>
           <w:b/>
         </w:rPr>
+      </w:r>
+      <w:r>
+        <w:rPr>
+          <w:b/>
+        </w:rPr>
         <w:t>BEING all of Lot 95, Section 2, of Candlewick Subdivision, as depicted in Book of Maps 1974, Page 271, Wake County Registry</w:t>
       </w:r>
     </w:p>
@@ -529,6 +574,11 @@
         <w:rPr>
           <w:b/>
         </w:rPr>
+      </w:r>
+      <w:r>
+        <w:rPr>
+          <w:b/>
+        </w:rPr>
         <w:t>WAKE / 1765676891</w:t>
       </w:r>
     </w:p>
@@ -569,6 +619,11 @@
         <w:rPr>
           <w:b/>
         </w:rPr>
+      </w:r>
+      <w:r>
+        <w:rPr>
+          <w:b/>
+        </w:rPr>
         <w:t>7/1/2026</w:t>
       </w:r>
     </w:p>
@@ -601,6 +656,11 @@
         <w:rPr>
           <w:b/>
         </w:rPr>
+      </w:r>
+      <w:r>
+        <w:rPr>
+          <w:b/>
+        </w:rPr>
         <w:t>6/1/2056</w:t>
       </w:r>
     </w:p>
@@ -613,6 +673,11 @@
           <w:b/>
         </w:rPr>
         <w:t xml:space="preserve">Total Number of Installment Payments: </w:t>
+      </w:r>
+      <w:r>
+        <w:rPr>
+          <w:b/>
+        </w:rPr>
       </w:r>
       <w:r>
         <w:rPr>
@@ -786,6 +851,16 @@
         <w:rPr>
           <w:b/>
         </w:rPr>
+      </w:r>
+      <w:r>
+        <w:rPr>
+          <w:b/>
+        </w:rPr>
+      </w:r>
+      <w:r>
+        <w:rPr>
+          <w:b/>
+        </w:rPr>
         <w:t>Investment Services LLC</w:t>
       </w:r>
       <w:r>
@@ -838,6 +913,11 @@
         <w:rPr>
           <w:b/>
         </w:rPr>
+      </w:r>
+      <w:r>
+        <w:rPr>
+          <w:b/>
+        </w:rPr>
         <w:t>Wes Browning, Manager</w:t>
       </w:r>
     </w:p>
@@ -887,6 +967,16 @@
         <w:rPr>
           <w:b/>
         </w:rPr>
+      </w:r>
+      <w:r>
+        <w:rPr>
+          <w:b/>
+        </w:rPr>
+      </w:r>
+      <w:r>
+        <w:rPr>
+          <w:b/>
+        </w:rPr>
         <w:t>Investment Services LLC</w:t>
       </w:r>
       <w:r>
@@ -1008,6 +1098,26 @@
         <w:rPr>
           <w:b w:val="0"/>
         </w:rPr>
+      </w:r>
+      <w:r>
+        <w:rPr>
+          <w:b w:val="0"/>
+        </w:rPr>
+      </w:r>
+      <w:r>
+        <w:rPr>
+          <w:b w:val="0"/>
+        </w:rPr>
+      </w:r>
+      <w:r>
+        <w:rPr>
+          <w:b/>
+        </w:rPr>
+      </w:r>
+      <w:r>
+        <w:rPr>
+          <w:b w:val="0"/>
+        </w:rPr>
         <w:t>:</w:t>
       </w:r>
       <w:r>
@@ -1065,6 +1175,16 @@
         </w:rPr>
       </w:r>
       <w:proofErr w:type="gramEnd"/>
+      <w:r>
+        <w:rPr>
+          <w:b w:val="0"/>
+        </w:rPr>
+      </w:r>
+      <w:r>
+        <w:rPr>
+          <w:b/>
+        </w:rPr>
+      </w:r>
       <w:r>
         <w:rPr>
           <w:b w:val="0"/>
@@ -1213,6 +1333,36 @@
         <w:rPr>
           <w:b/>
         </w:rPr>
+      </w:r>
+      <w:r>
+        <w:rPr>
+          <w:b w:val="0"/>
+        </w:rPr>
+      </w:r>
+      <w:r>
+        <w:rPr>
+          <w:b/>
+        </w:rPr>
+      </w:r>
+      <w:r>
+        <w:rPr>
+          <w:b w:val="0"/>
+        </w:rPr>
+      </w:r>
+      <w:r>
+        <w:rPr>
+          <w:b/>
+        </w:rPr>
+      </w:r>
+      <w:r>
+        <w:rPr>
+          <w:b w:val="0"/>
+        </w:rPr>
+      </w:r>
+      <w:r>
+        <w:rPr>
+          <w:b/>
+        </w:rPr>
         <w:t>Wes Browning</w:t>
       </w:r>
       <w:r>
@@ -1350,6 +1500,16 @@
         <w:rPr>
           <w:b w:val="0"/>
         </w:rPr>
+      </w:r>
+      <w:r>
+        <w:rPr>
+          <w:b/>
+        </w:rPr>
+      </w:r>
+      <w:r>
+        <w:rPr>
+          <w:b w:val="0"/>
+        </w:rPr>
         <w:t xml:space="preserve"> </w:t>
       </w:r>
       <w:r>
@@ -1417,6 +1577,16 @@
         </w:rPr>
       </w:r>
       <w:proofErr w:type="spellEnd"/>
+      <w:r>
+        <w:rPr>
+          <w:b w:val="0"/>
+        </w:rPr>
+      </w:r>
+      <w:r>
+        <w:rPr>
+          <w:b/>
+        </w:rPr>
+      </w:r>
       <w:r>
         <w:rPr>
           <w:b w:val="0"/>
@@ -1557,6 +1727,26 @@
         <w:rPr>
           <w:b w:val="0"/>
         </w:rPr>
+      </w:r>
+      <w:r>
+        <w:rPr>
+          <w:b w:val="0"/>
+        </w:rPr>
+      </w:r>
+      <w:r>
+        <w:rPr>
+          <w:b w:val="0"/>
+        </w:rPr>
+      </w:r>
+      <w:r>
+        <w:rPr>
+          <w:b/>
+        </w:rPr>
+      </w:r>
+      <w:r>
+        <w:rPr>
+          <w:b w:val="0"/>
+        </w:rPr>
         <w:t>:</w:t>
       </w:r>
       <w:r>
@@ -1636,6 +1826,16 @@
         <w:rPr>
           <w:b w:val="0"/>
         </w:rPr>
+      </w:r>
+      <w:r>
+        <w:rPr>
+          <w:b/>
+        </w:rPr>
+      </w:r>
+      <w:r>
+        <w:rPr>
+          <w:b w:val="0"/>
+        </w:rPr>
         <w:tab/>
       </w:r>
       <w:r>
@@ -1659,6 +1859,16 @@
         </w:rPr>
       </w:r>
       <w:r/>
+      <w:r>
+        <w:rPr>
+          <w:b/>
+        </w:rPr>
+      </w:r>
+      <w:r>
+        <w:rPr>
+          <w:b w:val="0"/>
+        </w:rPr>
+      </w:r>
       <w:r>
         <w:rPr>
           <w:b/>

--- a/Project Rooms/Contract for Deed/reference/Rose memorandum prototype/320 Rose - Memorandum of Contract for Deed - PROTOTYPE.docx
+++ b/Project Rooms/Contract for Deed/reference/Rose memorandum prototype/320 Rose - Memorandum of Contract for Deed - PROTOTYPE.docx
@@ -102,6 +102,36 @@
         <w:rPr>
           <w:b/>
         </w:rPr>
+      </w:r>
+      <w:r>
+        <w:rPr>
+          <w:b w:val="0"/>
+        </w:rPr>
+      </w:r>
+      <w:r>
+        <w:rPr>
+          <w:b/>
+        </w:rPr>
+      </w:r>
+      <w:r>
+        <w:rPr>
+          <w:b/>
+        </w:rPr>
+      </w:r>
+      <w:r>
+        <w:rPr>
+          <w:b w:val="0"/>
+        </w:rPr>
+      </w:r>
+      <w:r>
+        <w:rPr>
+          <w:b/>
+        </w:rPr>
+      </w:r>
+      <w:r>
+        <w:rPr>
+          <w:b/>
+        </w:rPr>
         <w:t>NORTH CAROLINA</w:t>
       </w:r>
       <w:r>
@@ -156,6 +186,46 @@
         <w:rPr>
           <w:b/>
           <w:bCs/>
+        </w:rPr>
+      </w:r>
+      <w:r>
+        <w:rPr>
+          <w:b/>
+        </w:rPr>
+      </w:r>
+      <w:r>
+        <w:rPr>
+          <w:b w:val="0"/>
+        </w:rPr>
+      </w:r>
+      <w:r>
+        <w:rPr>
+          <w:b/>
+        </w:rPr>
+      </w:r>
+      <w:r>
+        <w:rPr>
+          <w:b w:val="0"/>
+        </w:rPr>
+      </w:r>
+      <w:r>
+        <w:rPr>
+          <w:b/>
+        </w:rPr>
+      </w:r>
+      <w:r>
+        <w:rPr>
+          <w:b w:val="0"/>
+        </w:rPr>
+      </w:r>
+      <w:r>
+        <w:rPr>
+          <w:b/>
+        </w:rPr>
+      </w:r>
+      <w:r>
+        <w:rPr>
+          <w:b w:val="0"/>
         </w:rPr>
       </w:r>
       <w:r>
@@ -505,6 +575,16 @@
         <w:rPr>
           <w:b/>
         </w:rPr>
+      </w:r>
+      <w:r>
+        <w:rPr>
+          <w:b/>
+        </w:rPr>
+      </w:r>
+      <w:r>
+        <w:rPr>
+          <w:b/>
+        </w:rPr>
         <w:t xml:space="preserve"> 320 Rose Pl, Wendell, NC 27591</w:t>
       </w:r>
     </w:p>
@@ -542,6 +622,16 @@
         <w:rPr>
           <w:b/>
         </w:rPr>
+      </w:r>
+      <w:r>
+        <w:rPr>
+          <w:b/>
+        </w:rPr>
+      </w:r>
+      <w:r>
+        <w:rPr>
+          <w:b/>
+        </w:rPr>
         <w:t>BEING all of Lot 95, Section 2, of Candlewick Subdivision, as depicted in Book of Maps 1974, Page 271, Wake County Registry</w:t>
       </w:r>
     </w:p>
@@ -579,6 +669,16 @@
         <w:rPr>
           <w:b/>
         </w:rPr>
+      </w:r>
+      <w:r>
+        <w:rPr>
+          <w:b/>
+        </w:rPr>
+      </w:r>
+      <w:r>
+        <w:rPr>
+          <w:b/>
+        </w:rPr>
         <w:t>WAKE / 1765676891</w:t>
       </w:r>
     </w:p>
@@ -624,6 +724,16 @@
         <w:rPr>
           <w:b/>
         </w:rPr>
+      </w:r>
+      <w:r>
+        <w:rPr>
+          <w:b/>
+        </w:rPr>
+      </w:r>
+      <w:r>
+        <w:rPr>
+          <w:b/>
+        </w:rPr>
         <w:t>7/1/2026</w:t>
       </w:r>
     </w:p>
@@ -661,6 +771,16 @@
         <w:rPr>
           <w:b/>
         </w:rPr>
+      </w:r>
+      <w:r>
+        <w:rPr>
+          <w:b/>
+        </w:rPr>
+      </w:r>
+      <w:r>
+        <w:rPr>
+          <w:b/>
+        </w:rPr>
         <w:t>6/1/2056</w:t>
       </w:r>
     </w:p>
@@ -673,6 +793,16 @@
           <w:b/>
         </w:rPr>
         <w:t xml:space="preserve">Total Number of Installment Payments: </w:t>
+      </w:r>
+      <w:r>
+        <w:rPr>
+          <w:b/>
+        </w:rPr>
+      </w:r>
+      <w:r>
+        <w:rPr>
+          <w:b/>
+        </w:rPr>
       </w:r>
       <w:r>
         <w:rPr>
@@ -861,6 +991,26 @@
         <w:rPr>
           <w:b/>
         </w:rPr>
+      </w:r>
+      <w:r>
+        <w:rPr>
+          <w:b/>
+        </w:rPr>
+      </w:r>
+      <w:r>
+        <w:rPr>
+          <w:b/>
+        </w:rPr>
+      </w:r>
+      <w:r>
+        <w:rPr>
+          <w:b/>
+        </w:rPr>
+      </w:r>
+      <w:r>
+        <w:rPr>
+          <w:b/>
+        </w:rPr>
         <w:t>Investment Services LLC</w:t>
       </w:r>
       <w:r>
@@ -918,6 +1068,16 @@
         <w:rPr>
           <w:b/>
         </w:rPr>
+      </w:r>
+      <w:r>
+        <w:rPr>
+          <w:b/>
+        </w:rPr>
+      </w:r>
+      <w:r>
+        <w:rPr>
+          <w:b/>
+        </w:rPr>
         <w:t>Wes Browning, Manager</w:t>
       </w:r>
     </w:p>
@@ -977,6 +1137,26 @@
         <w:rPr>
           <w:b/>
         </w:rPr>
+      </w:r>
+      <w:r>
+        <w:rPr>
+          <w:b/>
+        </w:rPr>
+      </w:r>
+      <w:r>
+        <w:rPr>
+          <w:b/>
+        </w:rPr>
+      </w:r>
+      <w:r>
+        <w:rPr>
+          <w:b/>
+        </w:rPr>
+      </w:r>
+      <w:r>
+        <w:rPr>
+          <w:b/>
+        </w:rPr>
         <w:t>Investment Services LLC</w:t>
       </w:r>
       <w:r>
@@ -1118,6 +1298,46 @@
         <w:rPr>
           <w:b w:val="0"/>
         </w:rPr>
+      </w:r>
+      <w:r>
+        <w:rPr>
+          <w:b w:val="0"/>
+        </w:rPr>
+      </w:r>
+      <w:r>
+        <w:rPr>
+          <w:b w:val="0"/>
+        </w:rPr>
+      </w:r>
+      <w:r>
+        <w:rPr>
+          <w:b/>
+        </w:rPr>
+      </w:r>
+      <w:r>
+        <w:rPr>
+          <w:b w:val="0"/>
+        </w:rPr>
+      </w:r>
+      <w:r>
+        <w:rPr>
+          <w:b w:val="0"/>
+        </w:rPr>
+      </w:r>
+      <w:r>
+        <w:rPr>
+          <w:b w:val="0"/>
+        </w:rPr>
+      </w:r>
+      <w:r>
+        <w:rPr>
+          <w:b/>
+        </w:rPr>
+      </w:r>
+      <w:r>
+        <w:rPr>
+          <w:b w:val="0"/>
+        </w:rPr>
         <w:t>:</w:t>
       </w:r>
       <w:r>
@@ -1175,6 +1395,26 @@
         </w:rPr>
       </w:r>
       <w:proofErr w:type="gramEnd"/>
+      <w:r>
+        <w:rPr>
+          <w:b w:val="0"/>
+        </w:rPr>
+      </w:r>
+      <w:r>
+        <w:rPr>
+          <w:b/>
+        </w:rPr>
+      </w:r>
+      <w:r>
+        <w:rPr>
+          <w:b w:val="0"/>
+        </w:rPr>
+      </w:r>
+      <w:r>
+        <w:rPr>
+          <w:b/>
+        </w:rPr>
+      </w:r>
       <w:r>
         <w:rPr>
           <w:b w:val="0"/>
@@ -1363,6 +1603,66 @@
         <w:rPr>
           <w:b/>
         </w:rPr>
+      </w:r>
+      <w:r>
+        <w:rPr>
+          <w:b w:val="0"/>
+        </w:rPr>
+      </w:r>
+      <w:r>
+        <w:rPr>
+          <w:b/>
+        </w:rPr>
+      </w:r>
+      <w:r>
+        <w:rPr>
+          <w:b w:val="0"/>
+        </w:rPr>
+      </w:r>
+      <w:r>
+        <w:rPr>
+          <w:b/>
+        </w:rPr>
+      </w:r>
+      <w:r>
+        <w:rPr>
+          <w:b w:val="0"/>
+        </w:rPr>
+      </w:r>
+      <w:r>
+        <w:rPr>
+          <w:b/>
+        </w:rPr>
+      </w:r>
+      <w:r>
+        <w:rPr>
+          <w:b w:val="0"/>
+        </w:rPr>
+      </w:r>
+      <w:r>
+        <w:rPr>
+          <w:b/>
+        </w:rPr>
+      </w:r>
+      <w:r>
+        <w:rPr>
+          <w:b w:val="0"/>
+        </w:rPr>
+      </w:r>
+      <w:r>
+        <w:rPr>
+          <w:b/>
+        </w:rPr>
+      </w:r>
+      <w:r>
+        <w:rPr>
+          <w:b w:val="0"/>
+        </w:rPr>
+      </w:r>
+      <w:r>
+        <w:rPr>
+          <w:b/>
+        </w:rPr>
         <w:t>Wes Browning</w:t>
       </w:r>
       <w:r>
@@ -1510,6 +1810,26 @@
         <w:rPr>
           <w:b w:val="0"/>
         </w:rPr>
+      </w:r>
+      <w:r>
+        <w:rPr>
+          <w:b/>
+        </w:rPr>
+      </w:r>
+      <w:r>
+        <w:rPr>
+          <w:b w:val="0"/>
+        </w:rPr>
+      </w:r>
+      <w:r>
+        <w:rPr>
+          <w:b/>
+        </w:rPr>
+      </w:r>
+      <w:r>
+        <w:rPr>
+          <w:b w:val="0"/>
+        </w:rPr>
         <w:t xml:space="preserve"> </w:t>
       </w:r>
       <w:r>
@@ -1577,6 +1897,26 @@
         </w:rPr>
       </w:r>
       <w:proofErr w:type="spellEnd"/>
+      <w:r>
+        <w:rPr>
+          <w:b w:val="0"/>
+        </w:rPr>
+      </w:r>
+      <w:r>
+        <w:rPr>
+          <w:b/>
+        </w:rPr>
+      </w:r>
+      <w:r>
+        <w:rPr>
+          <w:b w:val="0"/>
+        </w:rPr>
+      </w:r>
+      <w:r>
+        <w:rPr>
+          <w:b/>
+        </w:rPr>
+      </w:r>
       <w:r>
         <w:rPr>
           <w:b w:val="0"/>
@@ -1747,6 +2087,46 @@
         <w:rPr>
           <w:b w:val="0"/>
         </w:rPr>
+      </w:r>
+      <w:r>
+        <w:rPr>
+          <w:b w:val="0"/>
+        </w:rPr>
+      </w:r>
+      <w:r>
+        <w:rPr>
+          <w:b w:val="0"/>
+        </w:rPr>
+      </w:r>
+      <w:r>
+        <w:rPr>
+          <w:b/>
+        </w:rPr>
+      </w:r>
+      <w:r>
+        <w:rPr>
+          <w:b w:val="0"/>
+        </w:rPr>
+      </w:r>
+      <w:r>
+        <w:rPr>
+          <w:b w:val="0"/>
+        </w:rPr>
+      </w:r>
+      <w:r>
+        <w:rPr>
+          <w:b w:val="0"/>
+        </w:rPr>
+      </w:r>
+      <w:r>
+        <w:rPr>
+          <w:b/>
+        </w:rPr>
+      </w:r>
+      <w:r>
+        <w:rPr>
+          <w:b w:val="0"/>
+        </w:rPr>
         <w:t>:</w:t>
       </w:r>
       <w:r>
@@ -1836,6 +2216,26 @@
         <w:rPr>
           <w:b w:val="0"/>
         </w:rPr>
+      </w:r>
+      <w:r>
+        <w:rPr>
+          <w:b/>
+        </w:rPr>
+      </w:r>
+      <w:r>
+        <w:rPr>
+          <w:b w:val="0"/>
+        </w:rPr>
+      </w:r>
+      <w:r>
+        <w:rPr>
+          <w:b/>
+        </w:rPr>
+      </w:r>
+      <w:r>
+        <w:rPr>
+          <w:b w:val="0"/>
+        </w:rPr>
         <w:tab/>
       </w:r>
       <w:r>
@@ -1859,6 +2259,26 @@
         </w:rPr>
       </w:r>
       <w:r/>
+      <w:r>
+        <w:rPr>
+          <w:b/>
+        </w:rPr>
+      </w:r>
+      <w:r>
+        <w:rPr>
+          <w:b w:val="0"/>
+        </w:rPr>
+      </w:r>
+      <w:r>
+        <w:rPr>
+          <w:b/>
+        </w:rPr>
+      </w:r>
+      <w:r>
+        <w:rPr>
+          <w:b w:val="0"/>
+        </w:rPr>
+      </w:r>
       <w:r>
         <w:rPr>
           <w:b/>

--- a/Project Rooms/Contract for Deed/reference/Rose memorandum prototype/320 Rose - Memorandum of Contract for Deed - PROTOTYPE.docx
+++ b/Project Rooms/Contract for Deed/reference/Rose memorandum prototype/320 Rose - Memorandum of Contract for Deed - PROTOTYPE.docx
@@ -132,6 +132,21 @@
         <w:rPr>
           <w:b/>
         </w:rPr>
+      </w:r>
+      <w:r>
+        <w:rPr>
+          <w:b w:val="0"/>
+        </w:rPr>
+      </w:r>
+      <w:r>
+        <w:rPr>
+          <w:b/>
+        </w:rPr>
+      </w:r>
+      <w:r>
+        <w:rPr>
+          <w:b/>
+        </w:rPr>
         <w:t>NORTH CAROLINA</w:t>
       </w:r>
       <w:r>
@@ -186,6 +201,26 @@
         <w:rPr>
           <w:b/>
           <w:bCs/>
+        </w:rPr>
+      </w:r>
+      <w:r>
+        <w:rPr>
+          <w:b/>
+        </w:rPr>
+      </w:r>
+      <w:r>
+        <w:rPr>
+          <w:b w:val="0"/>
+        </w:rPr>
+      </w:r>
+      <w:r>
+        <w:rPr>
+          <w:b/>
+        </w:rPr>
+      </w:r>
+      <w:r>
+        <w:rPr>
+          <w:b w:val="0"/>
         </w:rPr>
       </w:r>
       <w:r>
@@ -585,6 +620,11 @@
         <w:rPr>
           <w:b/>
         </w:rPr>
+      </w:r>
+      <w:r>
+        <w:rPr>
+          <w:b/>
+        </w:rPr>
         <w:t xml:space="preserve"> 320 Rose Pl, Wendell, NC 27591</w:t>
       </w:r>
     </w:p>
@@ -632,6 +672,11 @@
         <w:rPr>
           <w:b/>
         </w:rPr>
+      </w:r>
+      <w:r>
+        <w:rPr>
+          <w:b/>
+        </w:rPr>
         <w:t>BEING all of Lot 95, Section 2, of Candlewick Subdivision, as depicted in Book of Maps 1974, Page 271, Wake County Registry</w:t>
       </w:r>
     </w:p>
@@ -679,6 +724,11 @@
         <w:rPr>
           <w:b/>
         </w:rPr>
+      </w:r>
+      <w:r>
+        <w:rPr>
+          <w:b/>
+        </w:rPr>
         <w:t>WAKE / 1765676891</w:t>
       </w:r>
     </w:p>
@@ -734,6 +784,11 @@
         <w:rPr>
           <w:b/>
         </w:rPr>
+      </w:r>
+      <w:r>
+        <w:rPr>
+          <w:b/>
+        </w:rPr>
         <w:t>7/1/2026</w:t>
       </w:r>
     </w:p>
@@ -781,6 +836,11 @@
         <w:rPr>
           <w:b/>
         </w:rPr>
+      </w:r>
+      <w:r>
+        <w:rPr>
+          <w:b/>
+        </w:rPr>
         <w:t>6/1/2056</w:t>
       </w:r>
     </w:p>
@@ -793,6 +853,11 @@
           <w:b/>
         </w:rPr>
         <w:t xml:space="preserve">Total Number of Installment Payments: </w:t>
+      </w:r>
+      <w:r>
+        <w:rPr>
+          <w:b/>
+        </w:rPr>
       </w:r>
       <w:r>
         <w:rPr>
@@ -1011,6 +1076,16 @@
         <w:rPr>
           <w:b/>
         </w:rPr>
+      </w:r>
+      <w:r>
+        <w:rPr>
+          <w:b/>
+        </w:rPr>
+      </w:r>
+      <w:r>
+        <w:rPr>
+          <w:b/>
+        </w:rPr>
         <w:t>Investment Services LLC</w:t>
       </w:r>
       <w:r>
@@ -1078,6 +1153,11 @@
         <w:rPr>
           <w:b/>
         </w:rPr>
+      </w:r>
+      <w:r>
+        <w:rPr>
+          <w:b/>
+        </w:rPr>
         <w:t>Wes Browning, Manager</w:t>
       </w:r>
     </w:p>
@@ -1157,6 +1237,16 @@
         <w:rPr>
           <w:b/>
         </w:rPr>
+      </w:r>
+      <w:r>
+        <w:rPr>
+          <w:b/>
+        </w:rPr>
+      </w:r>
+      <w:r>
+        <w:rPr>
+          <w:b/>
+        </w:rPr>
         <w:t>Investment Services LLC</w:t>
       </w:r>
       <w:r>
@@ -1338,6 +1428,26 @@
         <w:rPr>
           <w:b w:val="0"/>
         </w:rPr>
+      </w:r>
+      <w:r>
+        <w:rPr>
+          <w:b w:val="0"/>
+        </w:rPr>
+      </w:r>
+      <w:r>
+        <w:rPr>
+          <w:b w:val="0"/>
+        </w:rPr>
+      </w:r>
+      <w:r>
+        <w:rPr>
+          <w:b/>
+        </w:rPr>
+      </w:r>
+      <w:r>
+        <w:rPr>
+          <w:b w:val="0"/>
+        </w:rPr>
         <w:t>:</w:t>
       </w:r>
       <w:r>
@@ -1395,6 +1505,16 @@
         </w:rPr>
       </w:r>
       <w:proofErr w:type="gramEnd"/>
+      <w:r>
+        <w:rPr>
+          <w:b w:val="0"/>
+        </w:rPr>
+      </w:r>
+      <w:r>
+        <w:rPr>
+          <w:b/>
+        </w:rPr>
+      </w:r>
       <w:r>
         <w:rPr>
           <w:b w:val="0"/>
@@ -1663,6 +1783,36 @@
         <w:rPr>
           <w:b/>
         </w:rPr>
+      </w:r>
+      <w:r>
+        <w:rPr>
+          <w:b w:val="0"/>
+        </w:rPr>
+      </w:r>
+      <w:r>
+        <w:rPr>
+          <w:b/>
+        </w:rPr>
+      </w:r>
+      <w:r>
+        <w:rPr>
+          <w:b w:val="0"/>
+        </w:rPr>
+      </w:r>
+      <w:r>
+        <w:rPr>
+          <w:b/>
+        </w:rPr>
+      </w:r>
+      <w:r>
+        <w:rPr>
+          <w:b w:val="0"/>
+        </w:rPr>
+      </w:r>
+      <w:r>
+        <w:rPr>
+          <w:b/>
+        </w:rPr>
         <w:t>Wes Browning</w:t>
       </w:r>
       <w:r>
@@ -1830,6 +1980,16 @@
         <w:rPr>
           <w:b w:val="0"/>
         </w:rPr>
+      </w:r>
+      <w:r>
+        <w:rPr>
+          <w:b/>
+        </w:rPr>
+      </w:r>
+      <w:r>
+        <w:rPr>
+          <w:b w:val="0"/>
+        </w:rPr>
         <w:t xml:space="preserve"> </w:t>
       </w:r>
       <w:r>
@@ -1897,6 +2057,16 @@
         </w:rPr>
       </w:r>
       <w:proofErr w:type="spellEnd"/>
+      <w:r>
+        <w:rPr>
+          <w:b w:val="0"/>
+        </w:rPr>
+      </w:r>
+      <w:r>
+        <w:rPr>
+          <w:b/>
+        </w:rPr>
+      </w:r>
       <w:r>
         <w:rPr>
           <w:b w:val="0"/>
@@ -2127,6 +2297,26 @@
         <w:rPr>
           <w:b w:val="0"/>
         </w:rPr>
+      </w:r>
+      <w:r>
+        <w:rPr>
+          <w:b w:val="0"/>
+        </w:rPr>
+      </w:r>
+      <w:r>
+        <w:rPr>
+          <w:b w:val="0"/>
+        </w:rPr>
+      </w:r>
+      <w:r>
+        <w:rPr>
+          <w:b/>
+        </w:rPr>
+      </w:r>
+      <w:r>
+        <w:rPr>
+          <w:b w:val="0"/>
+        </w:rPr>
         <w:t>:</w:t>
       </w:r>
       <w:r>
@@ -2236,6 +2426,16 @@
         <w:rPr>
           <w:b w:val="0"/>
         </w:rPr>
+      </w:r>
+      <w:r>
+        <w:rPr>
+          <w:b/>
+        </w:rPr>
+      </w:r>
+      <w:r>
+        <w:rPr>
+          <w:b w:val="0"/>
+        </w:rPr>
         <w:tab/>
       </w:r>
       <w:r>
@@ -2259,6 +2459,16 @@
         </w:rPr>
       </w:r>
       <w:r/>
+      <w:r>
+        <w:rPr>
+          <w:b/>
+        </w:rPr>
+      </w:r>
+      <w:r>
+        <w:rPr>
+          <w:b w:val="0"/>
+        </w:rPr>
+      </w:r>
       <w:r>
         <w:rPr>
           <w:b/>

--- a/Project Rooms/Contract for Deed/reference/Rose memorandum prototype/320 Rose - Memorandum of Contract for Deed - PROTOTYPE.docx
+++ b/Project Rooms/Contract for Deed/reference/Rose memorandum prototype/320 Rose - Memorandum of Contract for Deed - PROTOTYPE.docx
@@ -147,6 +147,21 @@
         <w:rPr>
           <w:b/>
         </w:rPr>
+      </w:r>
+      <w:r>
+        <w:rPr>
+          <w:b w:val="0"/>
+        </w:rPr>
+      </w:r>
+      <w:r>
+        <w:rPr>
+          <w:b/>
+        </w:rPr>
+      </w:r>
+      <w:r>
+        <w:rPr>
+          <w:b/>
+        </w:rPr>
         <w:t>NORTH CAROLINA</w:t>
       </w:r>
       <w:r>
@@ -201,6 +216,26 @@
         <w:rPr>
           <w:b/>
           <w:bCs/>
+        </w:rPr>
+      </w:r>
+      <w:r>
+        <w:rPr>
+          <w:b/>
+        </w:rPr>
+      </w:r>
+      <w:r>
+        <w:rPr>
+          <w:b w:val="0"/>
+        </w:rPr>
+      </w:r>
+      <w:r>
+        <w:rPr>
+          <w:b/>
+        </w:rPr>
+      </w:r>
+      <w:r>
+        <w:rPr>
+          <w:b w:val="0"/>
         </w:rPr>
       </w:r>
       <w:r>
@@ -625,6 +660,11 @@
         <w:rPr>
           <w:b/>
         </w:rPr>
+      </w:r>
+      <w:r>
+        <w:rPr>
+          <w:b/>
+        </w:rPr>
         <w:t xml:space="preserve"> 320 Rose Pl, Wendell, NC 27591</w:t>
       </w:r>
     </w:p>
@@ -677,6 +717,11 @@
         <w:rPr>
           <w:b/>
         </w:rPr>
+      </w:r>
+      <w:r>
+        <w:rPr>
+          <w:b/>
+        </w:rPr>
         <w:t>BEING all of Lot 95, Section 2, of Candlewick Subdivision, as depicted in Book of Maps 1974, Page 271, Wake County Registry</w:t>
       </w:r>
     </w:p>
@@ -729,6 +774,11 @@
         <w:rPr>
           <w:b/>
         </w:rPr>
+      </w:r>
+      <w:r>
+        <w:rPr>
+          <w:b/>
+        </w:rPr>
         <w:t>WAKE / 1765676891</w:t>
       </w:r>
     </w:p>
@@ -789,6 +839,11 @@
         <w:rPr>
           <w:b/>
         </w:rPr>
+      </w:r>
+      <w:r>
+        <w:rPr>
+          <w:b/>
+        </w:rPr>
         <w:t>7/1/2026</w:t>
       </w:r>
     </w:p>
@@ -841,6 +896,11 @@
         <w:rPr>
           <w:b/>
         </w:rPr>
+      </w:r>
+      <w:r>
+        <w:rPr>
+          <w:b/>
+        </w:rPr>
         <w:t>6/1/2056</w:t>
       </w:r>
     </w:p>
@@ -853,6 +913,11 @@
           <w:b/>
         </w:rPr>
         <w:t xml:space="preserve">Total Number of Installment Payments: </w:t>
+      </w:r>
+      <w:r>
+        <w:rPr>
+          <w:b/>
+        </w:rPr>
       </w:r>
       <w:r>
         <w:rPr>
@@ -1086,6 +1151,16 @@
         <w:rPr>
           <w:b/>
         </w:rPr>
+      </w:r>
+      <w:r>
+        <w:rPr>
+          <w:b/>
+        </w:rPr>
+      </w:r>
+      <w:r>
+        <w:rPr>
+          <w:b/>
+        </w:rPr>
         <w:t>Investment Services LLC</w:t>
       </w:r>
       <w:r>
@@ -1158,6 +1233,11 @@
         <w:rPr>
           <w:b/>
         </w:rPr>
+      </w:r>
+      <w:r>
+        <w:rPr>
+          <w:b/>
+        </w:rPr>
         <w:t>Wes Browning, Manager</w:t>
       </w:r>
     </w:p>
@@ -1247,6 +1327,16 @@
         <w:rPr>
           <w:b/>
         </w:rPr>
+      </w:r>
+      <w:r>
+        <w:rPr>
+          <w:b/>
+        </w:rPr>
+      </w:r>
+      <w:r>
+        <w:rPr>
+          <w:b/>
+        </w:rPr>
         <w:t>Investment Services LLC</w:t>
       </w:r>
       <w:r>
@@ -1448,6 +1538,26 @@
         <w:rPr>
           <w:b w:val="0"/>
         </w:rPr>
+      </w:r>
+      <w:r>
+        <w:rPr>
+          <w:b w:val="0"/>
+        </w:rPr>
+      </w:r>
+      <w:r>
+        <w:rPr>
+          <w:b w:val="0"/>
+        </w:rPr>
+      </w:r>
+      <w:r>
+        <w:rPr>
+          <w:b/>
+        </w:rPr>
+      </w:r>
+      <w:r>
+        <w:rPr>
+          <w:b w:val="0"/>
+        </w:rPr>
         <w:t>:</w:t>
       </w:r>
       <w:r>
@@ -1505,6 +1615,16 @@
         </w:rPr>
       </w:r>
       <w:proofErr w:type="gramEnd"/>
+      <w:r>
+        <w:rPr>
+          <w:b w:val="0"/>
+        </w:rPr>
+      </w:r>
+      <w:r>
+        <w:rPr>
+          <w:b/>
+        </w:rPr>
+      </w:r>
       <w:r>
         <w:rPr>
           <w:b w:val="0"/>
@@ -1813,6 +1933,36 @@
         <w:rPr>
           <w:b/>
         </w:rPr>
+      </w:r>
+      <w:r>
+        <w:rPr>
+          <w:b w:val="0"/>
+        </w:rPr>
+      </w:r>
+      <w:r>
+        <w:rPr>
+          <w:b/>
+        </w:rPr>
+      </w:r>
+      <w:r>
+        <w:rPr>
+          <w:b w:val="0"/>
+        </w:rPr>
+      </w:r>
+      <w:r>
+        <w:rPr>
+          <w:b/>
+        </w:rPr>
+      </w:r>
+      <w:r>
+        <w:rPr>
+          <w:b w:val="0"/>
+        </w:rPr>
+      </w:r>
+      <w:r>
+        <w:rPr>
+          <w:b/>
+        </w:rPr>
         <w:t>Wes Browning</w:t>
       </w:r>
       <w:r>
@@ -1990,6 +2140,16 @@
         <w:rPr>
           <w:b w:val="0"/>
         </w:rPr>
+      </w:r>
+      <w:r>
+        <w:rPr>
+          <w:b/>
+        </w:rPr>
+      </w:r>
+      <w:r>
+        <w:rPr>
+          <w:b w:val="0"/>
+        </w:rPr>
         <w:t xml:space="preserve"> </w:t>
       </w:r>
       <w:r>
@@ -2057,6 +2217,16 @@
         </w:rPr>
       </w:r>
       <w:proofErr w:type="spellEnd"/>
+      <w:r>
+        <w:rPr>
+          <w:b w:val="0"/>
+        </w:rPr>
+      </w:r>
+      <w:r>
+        <w:rPr>
+          <w:b/>
+        </w:rPr>
+      </w:r>
       <w:r>
         <w:rPr>
           <w:b w:val="0"/>
@@ -2317,6 +2487,26 @@
         <w:rPr>
           <w:b w:val="0"/>
         </w:rPr>
+      </w:r>
+      <w:r>
+        <w:rPr>
+          <w:b w:val="0"/>
+        </w:rPr>
+      </w:r>
+      <w:r>
+        <w:rPr>
+          <w:b w:val="0"/>
+        </w:rPr>
+      </w:r>
+      <w:r>
+        <w:rPr>
+          <w:b/>
+        </w:rPr>
+      </w:r>
+      <w:r>
+        <w:rPr>
+          <w:b w:val="0"/>
+        </w:rPr>
         <w:t>:</w:t>
       </w:r>
       <w:r>
@@ -2436,6 +2626,16 @@
         <w:rPr>
           <w:b w:val="0"/>
         </w:rPr>
+      </w:r>
+      <w:r>
+        <w:rPr>
+          <w:b/>
+        </w:rPr>
+      </w:r>
+      <w:r>
+        <w:rPr>
+          <w:b w:val="0"/>
+        </w:rPr>
         <w:tab/>
       </w:r>
       <w:r>
@@ -2459,6 +2659,16 @@
         </w:rPr>
       </w:r>
       <w:r/>
+      <w:r>
+        <w:rPr>
+          <w:b/>
+        </w:rPr>
+      </w:r>
+      <w:r>
+        <w:rPr>
+          <w:b w:val="0"/>
+        </w:rPr>
+      </w:r>
       <w:r>
         <w:rPr>
           <w:b/>

--- a/Project Rooms/Contract for Deed/reference/Rose memorandum prototype/320 Rose - Memorandum of Contract for Deed - PROTOTYPE.docx
+++ b/Project Rooms/Contract for Deed/reference/Rose memorandum prototype/320 Rose - Memorandum of Contract for Deed - PROTOTYPE.docx
@@ -162,6 +162,21 @@
         <w:rPr>
           <w:b/>
         </w:rPr>
+      </w:r>
+      <w:r>
+        <w:rPr>
+          <w:b w:val="0"/>
+        </w:rPr>
+      </w:r>
+      <w:r>
+        <w:rPr>
+          <w:b/>
+        </w:rPr>
+      </w:r>
+      <w:r>
+        <w:rPr>
+          <w:b/>
+        </w:rPr>
         <w:t>NORTH CAROLINA</w:t>
       </w:r>
       <w:r>
@@ -216,6 +231,26 @@
         <w:rPr>
           <w:b/>
           <w:bCs/>
+        </w:rPr>
+      </w:r>
+      <w:r>
+        <w:rPr>
+          <w:b/>
+        </w:rPr>
+      </w:r>
+      <w:r>
+        <w:rPr>
+          <w:b w:val="0"/>
+        </w:rPr>
+      </w:r>
+      <w:r>
+        <w:rPr>
+          <w:b/>
+        </w:rPr>
+      </w:r>
+      <w:r>
+        <w:rPr>
+          <w:b w:val="0"/>
         </w:rPr>
       </w:r>
       <w:r>
@@ -665,6 +700,11 @@
         <w:rPr>
           <w:b/>
         </w:rPr>
+      </w:r>
+      <w:r>
+        <w:rPr>
+          <w:b/>
+        </w:rPr>
         <w:t xml:space="preserve"> 320 Rose Pl, Wendell, NC 27591</w:t>
       </w:r>
     </w:p>
@@ -722,6 +762,11 @@
         <w:rPr>
           <w:b/>
         </w:rPr>
+      </w:r>
+      <w:r>
+        <w:rPr>
+          <w:b/>
+        </w:rPr>
         <w:t>BEING all of Lot 95, Section 2, of Candlewick Subdivision, as depicted in Book of Maps 1974, Page 271, Wake County Registry</w:t>
       </w:r>
     </w:p>
@@ -779,6 +824,11 @@
         <w:rPr>
           <w:b/>
         </w:rPr>
+      </w:r>
+      <w:r>
+        <w:rPr>
+          <w:b/>
+        </w:rPr>
         <w:t>WAKE / 1765676891</w:t>
       </w:r>
     </w:p>
@@ -844,6 +894,11 @@
         <w:rPr>
           <w:b/>
         </w:rPr>
+      </w:r>
+      <w:r>
+        <w:rPr>
+          <w:b/>
+        </w:rPr>
         <w:t>7/1/2026</w:t>
       </w:r>
     </w:p>
@@ -901,6 +956,11 @@
         <w:rPr>
           <w:b/>
         </w:rPr>
+      </w:r>
+      <w:r>
+        <w:rPr>
+          <w:b/>
+        </w:rPr>
         <w:t>6/1/2056</w:t>
       </w:r>
     </w:p>
@@ -913,6 +973,11 @@
           <w:b/>
         </w:rPr>
         <w:t xml:space="preserve">Total Number of Installment Payments: </w:t>
+      </w:r>
+      <w:r>
+        <w:rPr>
+          <w:b/>
+        </w:rPr>
       </w:r>
       <w:r>
         <w:rPr>
@@ -1161,6 +1226,16 @@
         <w:rPr>
           <w:b/>
         </w:rPr>
+      </w:r>
+      <w:r>
+        <w:rPr>
+          <w:b/>
+        </w:rPr>
+      </w:r>
+      <w:r>
+        <w:rPr>
+          <w:b/>
+        </w:rPr>
         <w:t>Investment Services LLC</w:t>
       </w:r>
       <w:r>
@@ -1238,6 +1313,11 @@
         <w:rPr>
           <w:b/>
         </w:rPr>
+      </w:r>
+      <w:r>
+        <w:rPr>
+          <w:b/>
+        </w:rPr>
         <w:t>Wes Browning, Manager</w:t>
       </w:r>
     </w:p>
@@ -1337,6 +1417,16 @@
         <w:rPr>
           <w:b/>
         </w:rPr>
+      </w:r>
+      <w:r>
+        <w:rPr>
+          <w:b/>
+        </w:rPr>
+      </w:r>
+      <w:r>
+        <w:rPr>
+          <w:b/>
+        </w:rPr>
         <w:t>Investment Services LLC</w:t>
       </w:r>
       <w:r>
@@ -1558,6 +1648,26 @@
         <w:rPr>
           <w:b w:val="0"/>
         </w:rPr>
+      </w:r>
+      <w:r>
+        <w:rPr>
+          <w:b w:val="0"/>
+        </w:rPr>
+      </w:r>
+      <w:r>
+        <w:rPr>
+          <w:b w:val="0"/>
+        </w:rPr>
+      </w:r>
+      <w:r>
+        <w:rPr>
+          <w:b/>
+        </w:rPr>
+      </w:r>
+      <w:r>
+        <w:rPr>
+          <w:b w:val="0"/>
+        </w:rPr>
         <w:t>:</w:t>
       </w:r>
       <w:r>
@@ -1615,6 +1725,16 @@
         </w:rPr>
       </w:r>
       <w:proofErr w:type="gramEnd"/>
+      <w:r>
+        <w:rPr>
+          <w:b w:val="0"/>
+        </w:rPr>
+      </w:r>
+      <w:r>
+        <w:rPr>
+          <w:b/>
+        </w:rPr>
+      </w:r>
       <w:r>
         <w:rPr>
           <w:b w:val="0"/>
@@ -1963,6 +2083,36 @@
         <w:rPr>
           <w:b/>
         </w:rPr>
+      </w:r>
+      <w:r>
+        <w:rPr>
+          <w:b w:val="0"/>
+        </w:rPr>
+      </w:r>
+      <w:r>
+        <w:rPr>
+          <w:b/>
+        </w:rPr>
+      </w:r>
+      <w:r>
+        <w:rPr>
+          <w:b w:val="0"/>
+        </w:rPr>
+      </w:r>
+      <w:r>
+        <w:rPr>
+          <w:b/>
+        </w:rPr>
+      </w:r>
+      <w:r>
+        <w:rPr>
+          <w:b w:val="0"/>
+        </w:rPr>
+      </w:r>
+      <w:r>
+        <w:rPr>
+          <w:b/>
+        </w:rPr>
         <w:t>Wes Browning</w:t>
       </w:r>
       <w:r>
@@ -2150,6 +2300,16 @@
         <w:rPr>
           <w:b w:val="0"/>
         </w:rPr>
+      </w:r>
+      <w:r>
+        <w:rPr>
+          <w:b/>
+        </w:rPr>
+      </w:r>
+      <w:r>
+        <w:rPr>
+          <w:b w:val="0"/>
+        </w:rPr>
         <w:t xml:space="preserve"> </w:t>
       </w:r>
       <w:r>
@@ -2217,6 +2377,16 @@
         </w:rPr>
       </w:r>
       <w:proofErr w:type="spellEnd"/>
+      <w:r>
+        <w:rPr>
+          <w:b w:val="0"/>
+        </w:rPr>
+      </w:r>
+      <w:r>
+        <w:rPr>
+          <w:b/>
+        </w:rPr>
+      </w:r>
       <w:r>
         <w:rPr>
           <w:b w:val="0"/>
@@ -2507,6 +2677,26 @@
         <w:rPr>
           <w:b w:val="0"/>
         </w:rPr>
+      </w:r>
+      <w:r>
+        <w:rPr>
+          <w:b w:val="0"/>
+        </w:rPr>
+      </w:r>
+      <w:r>
+        <w:rPr>
+          <w:b w:val="0"/>
+        </w:rPr>
+      </w:r>
+      <w:r>
+        <w:rPr>
+          <w:b/>
+        </w:rPr>
+      </w:r>
+      <w:r>
+        <w:rPr>
+          <w:b w:val="0"/>
+        </w:rPr>
         <w:t>:</w:t>
       </w:r>
       <w:r>
@@ -2636,6 +2826,16 @@
         <w:rPr>
           <w:b w:val="0"/>
         </w:rPr>
+      </w:r>
+      <w:r>
+        <w:rPr>
+          <w:b/>
+        </w:rPr>
+      </w:r>
+      <w:r>
+        <w:rPr>
+          <w:b w:val="0"/>
+        </w:rPr>
         <w:tab/>
       </w:r>
       <w:r>
@@ -2659,6 +2859,16 @@
         </w:rPr>
       </w:r>
       <w:r/>
+      <w:r>
+        <w:rPr>
+          <w:b/>
+        </w:rPr>
+      </w:r>
+      <w:r>
+        <w:rPr>
+          <w:b w:val="0"/>
+        </w:rPr>
+      </w:r>
       <w:r>
         <w:rPr>
           <w:b/>

--- a/Project Rooms/Contract for Deed/reference/Rose memorandum prototype/320 Rose - Memorandum of Contract for Deed - PROTOTYPE.docx
+++ b/Project Rooms/Contract for Deed/reference/Rose memorandum prototype/320 Rose - Memorandum of Contract for Deed - PROTOTYPE.docx
@@ -177,6 +177,21 @@
         <w:rPr>
           <w:b/>
         </w:rPr>
+      </w:r>
+      <w:r>
+        <w:rPr>
+          <w:b w:val="0"/>
+        </w:rPr>
+      </w:r>
+      <w:r>
+        <w:rPr>
+          <w:b/>
+        </w:rPr>
+      </w:r>
+      <w:r>
+        <w:rPr>
+          <w:b/>
+        </w:rPr>
         <w:t>NORTH CAROLINA</w:t>
       </w:r>
       <w:r>
@@ -231,6 +246,26 @@
         <w:rPr>
           <w:b/>
           <w:bCs/>
+        </w:rPr>
+      </w:r>
+      <w:r>
+        <w:rPr>
+          <w:b/>
+        </w:rPr>
+      </w:r>
+      <w:r>
+        <w:rPr>
+          <w:b w:val="0"/>
+        </w:rPr>
+      </w:r>
+      <w:r>
+        <w:rPr>
+          <w:b/>
+        </w:rPr>
+      </w:r>
+      <w:r>
+        <w:rPr>
+          <w:b w:val="0"/>
         </w:rPr>
       </w:r>
       <w:r>
@@ -705,6 +740,11 @@
         <w:rPr>
           <w:b/>
         </w:rPr>
+      </w:r>
+      <w:r>
+        <w:rPr>
+          <w:b/>
+        </w:rPr>
         <w:t xml:space="preserve"> 320 Rose Pl, Wendell, NC 27591</w:t>
       </w:r>
     </w:p>
@@ -767,6 +807,11 @@
         <w:rPr>
           <w:b/>
         </w:rPr>
+      </w:r>
+      <w:r>
+        <w:rPr>
+          <w:b/>
+        </w:rPr>
         <w:t>BEING all of Lot 95, Section 2, of Candlewick Subdivision, as depicted in Book of Maps 1974, Page 271, Wake County Registry</w:t>
       </w:r>
     </w:p>
@@ -829,6 +874,11 @@
         <w:rPr>
           <w:b/>
         </w:rPr>
+      </w:r>
+      <w:r>
+        <w:rPr>
+          <w:b/>
+        </w:rPr>
         <w:t>WAKE / 1765676891</w:t>
       </w:r>
     </w:p>
@@ -899,6 +949,11 @@
         <w:rPr>
           <w:b/>
         </w:rPr>
+      </w:r>
+      <w:r>
+        <w:rPr>
+          <w:b/>
+        </w:rPr>
         <w:t>7/1/2026</w:t>
       </w:r>
     </w:p>
@@ -961,6 +1016,11 @@
         <w:rPr>
           <w:b/>
         </w:rPr>
+      </w:r>
+      <w:r>
+        <w:rPr>
+          <w:b/>
+        </w:rPr>
         <w:t>6/1/2056</w:t>
       </w:r>
     </w:p>
@@ -973,6 +1033,11 @@
           <w:b/>
         </w:rPr>
         <w:t xml:space="preserve">Total Number of Installment Payments: </w:t>
+      </w:r>
+      <w:r>
+        <w:rPr>
+          <w:b/>
+        </w:rPr>
       </w:r>
       <w:r>
         <w:rPr>
@@ -1236,6 +1301,16 @@
         <w:rPr>
           <w:b/>
         </w:rPr>
+      </w:r>
+      <w:r>
+        <w:rPr>
+          <w:b/>
+        </w:rPr>
+      </w:r>
+      <w:r>
+        <w:rPr>
+          <w:b/>
+        </w:rPr>
         <w:t>Investment Services LLC</w:t>
       </w:r>
       <w:r>
@@ -1318,6 +1393,11 @@
         <w:rPr>
           <w:b/>
         </w:rPr>
+      </w:r>
+      <w:r>
+        <w:rPr>
+          <w:b/>
+        </w:rPr>
         <w:t>Wes Browning, Manager</w:t>
       </w:r>
     </w:p>
@@ -1427,6 +1507,16 @@
         <w:rPr>
           <w:b/>
         </w:rPr>
+      </w:r>
+      <w:r>
+        <w:rPr>
+          <w:b/>
+        </w:rPr>
+      </w:r>
+      <w:r>
+        <w:rPr>
+          <w:b/>
+        </w:rPr>
         <w:t>Investment Services LLC</w:t>
       </w:r>
       <w:r>
@@ -1668,6 +1758,26 @@
         <w:rPr>
           <w:b w:val="0"/>
         </w:rPr>
+      </w:r>
+      <w:r>
+        <w:rPr>
+          <w:b w:val="0"/>
+        </w:rPr>
+      </w:r>
+      <w:r>
+        <w:rPr>
+          <w:b w:val="0"/>
+        </w:rPr>
+      </w:r>
+      <w:r>
+        <w:rPr>
+          <w:b/>
+        </w:rPr>
+      </w:r>
+      <w:r>
+        <w:rPr>
+          <w:b w:val="0"/>
+        </w:rPr>
         <w:t>:</w:t>
       </w:r>
       <w:r>
@@ -1725,6 +1835,16 @@
         </w:rPr>
       </w:r>
       <w:proofErr w:type="gramEnd"/>
+      <w:r>
+        <w:rPr>
+          <w:b w:val="0"/>
+        </w:rPr>
+      </w:r>
+      <w:r>
+        <w:rPr>
+          <w:b/>
+        </w:rPr>
+      </w:r>
       <w:r>
         <w:rPr>
           <w:b w:val="0"/>
@@ -2113,6 +2233,36 @@
         <w:rPr>
           <w:b/>
         </w:rPr>
+      </w:r>
+      <w:r>
+        <w:rPr>
+          <w:b w:val="0"/>
+        </w:rPr>
+      </w:r>
+      <w:r>
+        <w:rPr>
+          <w:b/>
+        </w:rPr>
+      </w:r>
+      <w:r>
+        <w:rPr>
+          <w:b w:val="0"/>
+        </w:rPr>
+      </w:r>
+      <w:r>
+        <w:rPr>
+          <w:b/>
+        </w:rPr>
+      </w:r>
+      <w:r>
+        <w:rPr>
+          <w:b w:val="0"/>
+        </w:rPr>
+      </w:r>
+      <w:r>
+        <w:rPr>
+          <w:b/>
+        </w:rPr>
         <w:t>Wes Browning</w:t>
       </w:r>
       <w:r>
@@ -2310,6 +2460,16 @@
         <w:rPr>
           <w:b w:val="0"/>
         </w:rPr>
+      </w:r>
+      <w:r>
+        <w:rPr>
+          <w:b/>
+        </w:rPr>
+      </w:r>
+      <w:r>
+        <w:rPr>
+          <w:b w:val="0"/>
+        </w:rPr>
         <w:t xml:space="preserve"> </w:t>
       </w:r>
       <w:r>
@@ -2377,6 +2537,16 @@
         </w:rPr>
       </w:r>
       <w:proofErr w:type="spellEnd"/>
+      <w:r>
+        <w:rPr>
+          <w:b w:val="0"/>
+        </w:rPr>
+      </w:r>
+      <w:r>
+        <w:rPr>
+          <w:b/>
+        </w:rPr>
+      </w:r>
       <w:r>
         <w:rPr>
           <w:b w:val="0"/>
@@ -2697,6 +2867,26 @@
         <w:rPr>
           <w:b w:val="0"/>
         </w:rPr>
+      </w:r>
+      <w:r>
+        <w:rPr>
+          <w:b w:val="0"/>
+        </w:rPr>
+      </w:r>
+      <w:r>
+        <w:rPr>
+          <w:b w:val="0"/>
+        </w:rPr>
+      </w:r>
+      <w:r>
+        <w:rPr>
+          <w:b/>
+        </w:rPr>
+      </w:r>
+      <w:r>
+        <w:rPr>
+          <w:b w:val="0"/>
+        </w:rPr>
         <w:t>:</w:t>
       </w:r>
       <w:r>
@@ -2836,6 +3026,16 @@
         <w:rPr>
           <w:b w:val="0"/>
         </w:rPr>
+      </w:r>
+      <w:r>
+        <w:rPr>
+          <w:b/>
+        </w:rPr>
+      </w:r>
+      <w:r>
+        <w:rPr>
+          <w:b w:val="0"/>
+        </w:rPr>
         <w:tab/>
       </w:r>
       <w:r>
@@ -2859,6 +3059,16 @@
         </w:rPr>
       </w:r>
       <w:r/>
+      <w:r>
+        <w:rPr>
+          <w:b/>
+        </w:rPr>
+      </w:r>
+      <w:r>
+        <w:rPr>
+          <w:b w:val="0"/>
+        </w:rPr>
+      </w:r>
       <w:r>
         <w:rPr>
           <w:b/>

--- a/Project Rooms/Contract for Deed/reference/Rose memorandum prototype/320 Rose - Memorandum of Contract for Deed - PROTOTYPE.docx
+++ b/Project Rooms/Contract for Deed/reference/Rose memorandum prototype/320 Rose - Memorandum of Contract for Deed - PROTOTYPE.docx
@@ -192,6 +192,21 @@
         <w:rPr>
           <w:b/>
         </w:rPr>
+      </w:r>
+      <w:r>
+        <w:rPr>
+          <w:b w:val="0"/>
+        </w:rPr>
+      </w:r>
+      <w:r>
+        <w:rPr>
+          <w:b/>
+        </w:rPr>
+      </w:r>
+      <w:r>
+        <w:rPr>
+          <w:b/>
+        </w:rPr>
         <w:t>NORTH CAROLINA</w:t>
       </w:r>
       <w:r>
@@ -246,6 +261,26 @@
         <w:rPr>
           <w:b/>
           <w:bCs/>
+        </w:rPr>
+      </w:r>
+      <w:r>
+        <w:rPr>
+          <w:b/>
+        </w:rPr>
+      </w:r>
+      <w:r>
+        <w:rPr>
+          <w:b w:val="0"/>
+        </w:rPr>
+      </w:r>
+      <w:r>
+        <w:rPr>
+          <w:b/>
+        </w:rPr>
+      </w:r>
+      <w:r>
+        <w:rPr>
+          <w:b w:val="0"/>
         </w:rPr>
       </w:r>
       <w:r>
@@ -745,6 +780,11 @@
         <w:rPr>
           <w:b/>
         </w:rPr>
+      </w:r>
+      <w:r>
+        <w:rPr>
+          <w:b/>
+        </w:rPr>
         <w:t xml:space="preserve"> 320 Rose Pl, Wendell, NC 27591</w:t>
       </w:r>
     </w:p>
@@ -812,6 +852,11 @@
         <w:rPr>
           <w:b/>
         </w:rPr>
+      </w:r>
+      <w:r>
+        <w:rPr>
+          <w:b/>
+        </w:rPr>
         <w:t>BEING all of Lot 95, Section 2, of Candlewick Subdivision, as depicted in Book of Maps 1974, Page 271, Wake County Registry</w:t>
       </w:r>
     </w:p>
@@ -879,6 +924,11 @@
         <w:rPr>
           <w:b/>
         </w:rPr>
+      </w:r>
+      <w:r>
+        <w:rPr>
+          <w:b/>
+        </w:rPr>
         <w:t>WAKE / 1765676891</w:t>
       </w:r>
     </w:p>
@@ -954,6 +1004,11 @@
         <w:rPr>
           <w:b/>
         </w:rPr>
+      </w:r>
+      <w:r>
+        <w:rPr>
+          <w:b/>
+        </w:rPr>
         <w:t>7/1/2026</w:t>
       </w:r>
     </w:p>
@@ -1021,6 +1076,11 @@
         <w:rPr>
           <w:b/>
         </w:rPr>
+      </w:r>
+      <w:r>
+        <w:rPr>
+          <w:b/>
+        </w:rPr>
         <w:t>6/1/2056</w:t>
       </w:r>
     </w:p>
@@ -1033,6 +1093,11 @@
           <w:b/>
         </w:rPr>
         <w:t xml:space="preserve">Total Number of Installment Payments: </w:t>
+      </w:r>
+      <w:r>
+        <w:rPr>
+          <w:b/>
+        </w:rPr>
       </w:r>
       <w:r>
         <w:rPr>
@@ -1311,6 +1376,16 @@
         <w:rPr>
           <w:b/>
         </w:rPr>
+      </w:r>
+      <w:r>
+        <w:rPr>
+          <w:b/>
+        </w:rPr>
+      </w:r>
+      <w:r>
+        <w:rPr>
+          <w:b/>
+        </w:rPr>
         <w:t>Investment Services LLC</w:t>
       </w:r>
       <w:r>
@@ -1398,6 +1473,11 @@
         <w:rPr>
           <w:b/>
         </w:rPr>
+      </w:r>
+      <w:r>
+        <w:rPr>
+          <w:b/>
+        </w:rPr>
         <w:t>Wes Browning, Manager</w:t>
       </w:r>
     </w:p>
@@ -1517,6 +1597,16 @@
         <w:rPr>
           <w:b/>
         </w:rPr>
+      </w:r>
+      <w:r>
+        <w:rPr>
+          <w:b/>
+        </w:rPr>
+      </w:r>
+      <w:r>
+        <w:rPr>
+          <w:b/>
+        </w:rPr>
         <w:t>Investment Services LLC</w:t>
       </w:r>
       <w:r>
@@ -1778,6 +1868,26 @@
         <w:rPr>
           <w:b w:val="0"/>
         </w:rPr>
+      </w:r>
+      <w:r>
+        <w:rPr>
+          <w:b w:val="0"/>
+        </w:rPr>
+      </w:r>
+      <w:r>
+        <w:rPr>
+          <w:b w:val="0"/>
+        </w:rPr>
+      </w:r>
+      <w:r>
+        <w:rPr>
+          <w:b/>
+        </w:rPr>
+      </w:r>
+      <w:r>
+        <w:rPr>
+          <w:b w:val="0"/>
+        </w:rPr>
         <w:t>:</w:t>
       </w:r>
       <w:r>
@@ -1835,6 +1945,16 @@
         </w:rPr>
       </w:r>
       <w:proofErr w:type="gramEnd"/>
+      <w:r>
+        <w:rPr>
+          <w:b w:val="0"/>
+        </w:rPr>
+      </w:r>
+      <w:r>
+        <w:rPr>
+          <w:b/>
+        </w:rPr>
+      </w:r>
       <w:r>
         <w:rPr>
           <w:b w:val="0"/>
@@ -2263,6 +2383,36 @@
         <w:rPr>
           <w:b/>
         </w:rPr>
+      </w:r>
+      <w:r>
+        <w:rPr>
+          <w:b w:val="0"/>
+        </w:rPr>
+      </w:r>
+      <w:r>
+        <w:rPr>
+          <w:b/>
+        </w:rPr>
+      </w:r>
+      <w:r>
+        <w:rPr>
+          <w:b w:val="0"/>
+        </w:rPr>
+      </w:r>
+      <w:r>
+        <w:rPr>
+          <w:b/>
+        </w:rPr>
+      </w:r>
+      <w:r>
+        <w:rPr>
+          <w:b w:val="0"/>
+        </w:rPr>
+      </w:r>
+      <w:r>
+        <w:rPr>
+          <w:b/>
+        </w:rPr>
         <w:t>Wes Browning</w:t>
       </w:r>
       <w:r>
@@ -2470,6 +2620,16 @@
         <w:rPr>
           <w:b w:val="0"/>
         </w:rPr>
+      </w:r>
+      <w:r>
+        <w:rPr>
+          <w:b/>
+        </w:rPr>
+      </w:r>
+      <w:r>
+        <w:rPr>
+          <w:b w:val="0"/>
+        </w:rPr>
         <w:t xml:space="preserve"> </w:t>
       </w:r>
       <w:r>
@@ -2537,6 +2697,16 @@
         </w:rPr>
       </w:r>
       <w:proofErr w:type="spellEnd"/>
+      <w:r>
+        <w:rPr>
+          <w:b w:val="0"/>
+        </w:rPr>
+      </w:r>
+      <w:r>
+        <w:rPr>
+          <w:b/>
+        </w:rPr>
+      </w:r>
       <w:r>
         <w:rPr>
           <w:b w:val="0"/>
@@ -2887,6 +3057,26 @@
         <w:rPr>
           <w:b w:val="0"/>
         </w:rPr>
+      </w:r>
+      <w:r>
+        <w:rPr>
+          <w:b w:val="0"/>
+        </w:rPr>
+      </w:r>
+      <w:r>
+        <w:rPr>
+          <w:b w:val="0"/>
+        </w:rPr>
+      </w:r>
+      <w:r>
+        <w:rPr>
+          <w:b/>
+        </w:rPr>
+      </w:r>
+      <w:r>
+        <w:rPr>
+          <w:b w:val="0"/>
+        </w:rPr>
         <w:t>:</w:t>
       </w:r>
       <w:r>
@@ -3036,6 +3226,16 @@
         <w:rPr>
           <w:b w:val="0"/>
         </w:rPr>
+      </w:r>
+      <w:r>
+        <w:rPr>
+          <w:b/>
+        </w:rPr>
+      </w:r>
+      <w:r>
+        <w:rPr>
+          <w:b w:val="0"/>
+        </w:rPr>
         <w:tab/>
       </w:r>
       <w:r>
@@ -3059,6 +3259,16 @@
         </w:rPr>
       </w:r>
       <w:r/>
+      <w:r>
+        <w:rPr>
+          <w:b/>
+        </w:rPr>
+      </w:r>
+      <w:r>
+        <w:rPr>
+          <w:b w:val="0"/>
+        </w:rPr>
+      </w:r>
       <w:r>
         <w:rPr>
           <w:b/>

--- a/Project Rooms/Contract for Deed/reference/Rose memorandum prototype/320 Rose - Memorandum of Contract for Deed - PROTOTYPE.docx
+++ b/Project Rooms/Contract for Deed/reference/Rose memorandum prototype/320 Rose - Memorandum of Contract for Deed - PROTOTYPE.docx
@@ -207,6 +207,21 @@
         <w:rPr>
           <w:b/>
         </w:rPr>
+      </w:r>
+      <w:r>
+        <w:rPr>
+          <w:b w:val="0"/>
+        </w:rPr>
+      </w:r>
+      <w:r>
+        <w:rPr>
+          <w:b/>
+        </w:rPr>
+      </w:r>
+      <w:r>
+        <w:rPr>
+          <w:b/>
+        </w:rPr>
         <w:t>NORTH CAROLINA</w:t>
       </w:r>
       <w:r>
@@ -261,6 +276,26 @@
         <w:rPr>
           <w:b/>
           <w:bCs/>
+        </w:rPr>
+      </w:r>
+      <w:r>
+        <w:rPr>
+          <w:b/>
+        </w:rPr>
+      </w:r>
+      <w:r>
+        <w:rPr>
+          <w:b w:val="0"/>
+        </w:rPr>
+      </w:r>
+      <w:r>
+        <w:rPr>
+          <w:b/>
+        </w:rPr>
+      </w:r>
+      <w:r>
+        <w:rPr>
+          <w:b w:val="0"/>
         </w:rPr>
       </w:r>
       <w:r>
@@ -785,6 +820,11 @@
         <w:rPr>
           <w:b/>
         </w:rPr>
+      </w:r>
+      <w:r>
+        <w:rPr>
+          <w:b/>
+        </w:rPr>
         <w:t xml:space="preserve"> 320 Rose Pl, Wendell, NC 27591</w:t>
       </w:r>
     </w:p>
@@ -857,6 +897,11 @@
         <w:rPr>
           <w:b/>
         </w:rPr>
+      </w:r>
+      <w:r>
+        <w:rPr>
+          <w:b/>
+        </w:rPr>
         <w:t>BEING all of Lot 95, Section 2, of Candlewick Subdivision, as depicted in Book of Maps 1974, Page 271, Wake County Registry</w:t>
       </w:r>
     </w:p>
@@ -929,6 +974,11 @@
         <w:rPr>
           <w:b/>
         </w:rPr>
+      </w:r>
+      <w:r>
+        <w:rPr>
+          <w:b/>
+        </w:rPr>
         <w:t>WAKE / 1765676891</w:t>
       </w:r>
     </w:p>
@@ -1009,6 +1059,11 @@
         <w:rPr>
           <w:b/>
         </w:rPr>
+      </w:r>
+      <w:r>
+        <w:rPr>
+          <w:b/>
+        </w:rPr>
         <w:t>7/1/2026</w:t>
       </w:r>
     </w:p>
@@ -1081,6 +1136,11 @@
         <w:rPr>
           <w:b/>
         </w:rPr>
+      </w:r>
+      <w:r>
+        <w:rPr>
+          <w:b/>
+        </w:rPr>
         <w:t>6/1/2056</w:t>
       </w:r>
     </w:p>
@@ -1093,6 +1153,11 @@
           <w:b/>
         </w:rPr>
         <w:t xml:space="preserve">Total Number of Installment Payments: </w:t>
+      </w:r>
+      <w:r>
+        <w:rPr>
+          <w:b/>
+        </w:rPr>
       </w:r>
       <w:r>
         <w:rPr>
@@ -1386,6 +1451,16 @@
         <w:rPr>
           <w:b/>
         </w:rPr>
+      </w:r>
+      <w:r>
+        <w:rPr>
+          <w:b/>
+        </w:rPr>
+      </w:r>
+      <w:r>
+        <w:rPr>
+          <w:b/>
+        </w:rPr>
         <w:t>Investment Services LLC</w:t>
       </w:r>
       <w:r>
@@ -1478,6 +1553,11 @@
         <w:rPr>
           <w:b/>
         </w:rPr>
+      </w:r>
+      <w:r>
+        <w:rPr>
+          <w:b/>
+        </w:rPr>
         <w:t>Wes Browning, Manager</w:t>
       </w:r>
     </w:p>
@@ -1607,6 +1687,16 @@
         <w:rPr>
           <w:b/>
         </w:rPr>
+      </w:r>
+      <w:r>
+        <w:rPr>
+          <w:b/>
+        </w:rPr>
+      </w:r>
+      <w:r>
+        <w:rPr>
+          <w:b/>
+        </w:rPr>
         <w:t>Investment Services LLC</w:t>
       </w:r>
       <w:r>
@@ -1888,6 +1978,26 @@
         <w:rPr>
           <w:b w:val="0"/>
         </w:rPr>
+      </w:r>
+      <w:r>
+        <w:rPr>
+          <w:b w:val="0"/>
+        </w:rPr>
+      </w:r>
+      <w:r>
+        <w:rPr>
+          <w:b w:val="0"/>
+        </w:rPr>
+      </w:r>
+      <w:r>
+        <w:rPr>
+          <w:b/>
+        </w:rPr>
+      </w:r>
+      <w:r>
+        <w:rPr>
+          <w:b w:val="0"/>
+        </w:rPr>
         <w:t>:</w:t>
       </w:r>
       <w:r>
@@ -1945,6 +2055,16 @@
         </w:rPr>
       </w:r>
       <w:proofErr w:type="gramEnd"/>
+      <w:r>
+        <w:rPr>
+          <w:b w:val="0"/>
+        </w:rPr>
+      </w:r>
+      <w:r>
+        <w:rPr>
+          <w:b/>
+        </w:rPr>
+      </w:r>
       <w:r>
         <w:rPr>
           <w:b w:val="0"/>
@@ -2413,6 +2533,36 @@
         <w:rPr>
           <w:b/>
         </w:rPr>
+      </w:r>
+      <w:r>
+        <w:rPr>
+          <w:b w:val="0"/>
+        </w:rPr>
+      </w:r>
+      <w:r>
+        <w:rPr>
+          <w:b/>
+        </w:rPr>
+      </w:r>
+      <w:r>
+        <w:rPr>
+          <w:b w:val="0"/>
+        </w:rPr>
+      </w:r>
+      <w:r>
+        <w:rPr>
+          <w:b/>
+        </w:rPr>
+      </w:r>
+      <w:r>
+        <w:rPr>
+          <w:b w:val="0"/>
+        </w:rPr>
+      </w:r>
+      <w:r>
+        <w:rPr>
+          <w:b/>
+        </w:rPr>
         <w:t>Wes Browning</w:t>
       </w:r>
       <w:r>
@@ -2630,6 +2780,16 @@
         <w:rPr>
           <w:b w:val="0"/>
         </w:rPr>
+      </w:r>
+      <w:r>
+        <w:rPr>
+          <w:b/>
+        </w:rPr>
+      </w:r>
+      <w:r>
+        <w:rPr>
+          <w:b w:val="0"/>
+        </w:rPr>
         <w:t xml:space="preserve"> </w:t>
       </w:r>
       <w:r>
@@ -2697,6 +2857,16 @@
         </w:rPr>
       </w:r>
       <w:proofErr w:type="spellEnd"/>
+      <w:r>
+        <w:rPr>
+          <w:b w:val="0"/>
+        </w:rPr>
+      </w:r>
+      <w:r>
+        <w:rPr>
+          <w:b/>
+        </w:rPr>
+      </w:r>
       <w:r>
         <w:rPr>
           <w:b w:val="0"/>
@@ -3077,6 +3247,26 @@
         <w:rPr>
           <w:b w:val="0"/>
         </w:rPr>
+      </w:r>
+      <w:r>
+        <w:rPr>
+          <w:b w:val="0"/>
+        </w:rPr>
+      </w:r>
+      <w:r>
+        <w:rPr>
+          <w:b w:val="0"/>
+        </w:rPr>
+      </w:r>
+      <w:r>
+        <w:rPr>
+          <w:b/>
+        </w:rPr>
+      </w:r>
+      <w:r>
+        <w:rPr>
+          <w:b w:val="0"/>
+        </w:rPr>
         <w:t>:</w:t>
       </w:r>
       <w:r>
@@ -3236,6 +3426,16 @@
         <w:rPr>
           <w:b w:val="0"/>
         </w:rPr>
+      </w:r>
+      <w:r>
+        <w:rPr>
+          <w:b/>
+        </w:rPr>
+      </w:r>
+      <w:r>
+        <w:rPr>
+          <w:b w:val="0"/>
+        </w:rPr>
         <w:tab/>
       </w:r>
       <w:r>
@@ -3259,6 +3459,16 @@
         </w:rPr>
       </w:r>
       <w:r/>
+      <w:r>
+        <w:rPr>
+          <w:b/>
+        </w:rPr>
+      </w:r>
+      <w:r>
+        <w:rPr>
+          <w:b w:val="0"/>
+        </w:rPr>
+      </w:r>
       <w:r>
         <w:rPr>
           <w:b/>

--- a/Project Rooms/Contract for Deed/reference/Rose memorandum prototype/320 Rose - Memorandum of Contract for Deed - PROTOTYPE.docx
+++ b/Project Rooms/Contract for Deed/reference/Rose memorandum prototype/320 Rose - Memorandum of Contract for Deed - PROTOTYPE.docx
@@ -222,6 +222,51 @@
         <w:rPr>
           <w:b/>
         </w:rPr>
+      </w:r>
+      <w:r>
+        <w:rPr>
+          <w:b w:val="0"/>
+        </w:rPr>
+      </w:r>
+      <w:r>
+        <w:rPr>
+          <w:b/>
+        </w:rPr>
+      </w:r>
+      <w:r>
+        <w:rPr>
+          <w:b/>
+        </w:rPr>
+      </w:r>
+      <w:r>
+        <w:rPr>
+          <w:b w:val="0"/>
+        </w:rPr>
+      </w:r>
+      <w:r>
+        <w:rPr>
+          <w:b/>
+        </w:rPr>
+      </w:r>
+      <w:r>
+        <w:rPr>
+          <w:b/>
+        </w:rPr>
+      </w:r>
+      <w:r>
+        <w:rPr>
+          <w:b w:val="0"/>
+        </w:rPr>
+      </w:r>
+      <w:r>
+        <w:rPr>
+          <w:b/>
+        </w:rPr>
+      </w:r>
+      <w:r>
+        <w:rPr>
+          <w:b/>
+        </w:rPr>
         <w:t>NORTH CAROLINA</w:t>
       </w:r>
       <w:r>
@@ -276,6 +321,66 @@
         <w:rPr>
           <w:b/>
           <w:bCs/>
+        </w:rPr>
+      </w:r>
+      <w:r>
+        <w:rPr>
+          <w:b/>
+        </w:rPr>
+      </w:r>
+      <w:r>
+        <w:rPr>
+          <w:b w:val="0"/>
+        </w:rPr>
+      </w:r>
+      <w:r>
+        <w:rPr>
+          <w:b/>
+        </w:rPr>
+      </w:r>
+      <w:r>
+        <w:rPr>
+          <w:b w:val="0"/>
+        </w:rPr>
+      </w:r>
+      <w:r>
+        <w:rPr>
+          <w:b/>
+        </w:rPr>
+      </w:r>
+      <w:r>
+        <w:rPr>
+          <w:b w:val="0"/>
+        </w:rPr>
+      </w:r>
+      <w:r>
+        <w:rPr>
+          <w:b/>
+        </w:rPr>
+      </w:r>
+      <w:r>
+        <w:rPr>
+          <w:b w:val="0"/>
+        </w:rPr>
+      </w:r>
+      <w:r>
+        <w:rPr>
+          <w:b/>
+        </w:rPr>
+      </w:r>
+      <w:r>
+        <w:rPr>
+          <w:b w:val="0"/>
+        </w:rPr>
+      </w:r>
+      <w:r>
+        <w:rPr>
+          <w:b/>
+        </w:rPr>
+      </w:r>
+      <w:r>
+        <w:rPr>
+          <w:b w:val="0"/>
         </w:rPr>
       </w:r>
       <w:r>
@@ -825,6 +930,21 @@
         <w:rPr>
           <w:b/>
         </w:rPr>
+      </w:r>
+      <w:r>
+        <w:rPr>
+          <w:b/>
+        </w:rPr>
+      </w:r>
+      <w:r>
+        <w:rPr>
+          <w:b/>
+        </w:rPr>
+      </w:r>
+      <w:r>
+        <w:rPr>
+          <w:b/>
+        </w:rPr>
         <w:t xml:space="preserve"> 320 Rose Pl, Wendell, NC 27591</w:t>
       </w:r>
     </w:p>
@@ -902,6 +1022,21 @@
         <w:rPr>
           <w:b/>
         </w:rPr>
+      </w:r>
+      <w:r>
+        <w:rPr>
+          <w:b/>
+        </w:rPr>
+      </w:r>
+      <w:r>
+        <w:rPr>
+          <w:b/>
+        </w:rPr>
+      </w:r>
+      <w:r>
+        <w:rPr>
+          <w:b/>
+        </w:rPr>
         <w:t>BEING all of Lot 95, Section 2, of Candlewick Subdivision, as depicted in Book of Maps 1974, Page 271, Wake County Registry</w:t>
       </w:r>
     </w:p>
@@ -979,6 +1114,21 @@
         <w:rPr>
           <w:b/>
         </w:rPr>
+      </w:r>
+      <w:r>
+        <w:rPr>
+          <w:b/>
+        </w:rPr>
+      </w:r>
+      <w:r>
+        <w:rPr>
+          <w:b/>
+        </w:rPr>
+      </w:r>
+      <w:r>
+        <w:rPr>
+          <w:b/>
+        </w:rPr>
         <w:t>WAKE / 1765676891</w:t>
       </w:r>
     </w:p>
@@ -1064,6 +1214,21 @@
         <w:rPr>
           <w:b/>
         </w:rPr>
+      </w:r>
+      <w:r>
+        <w:rPr>
+          <w:b/>
+        </w:rPr>
+      </w:r>
+      <w:r>
+        <w:rPr>
+          <w:b/>
+        </w:rPr>
+      </w:r>
+      <w:r>
+        <w:rPr>
+          <w:b/>
+        </w:rPr>
         <w:t>7/1/2026</w:t>
       </w:r>
     </w:p>
@@ -1141,6 +1306,21 @@
         <w:rPr>
           <w:b/>
         </w:rPr>
+      </w:r>
+      <w:r>
+        <w:rPr>
+          <w:b/>
+        </w:rPr>
+      </w:r>
+      <w:r>
+        <w:rPr>
+          <w:b/>
+        </w:rPr>
+      </w:r>
+      <w:r>
+        <w:rPr>
+          <w:b/>
+        </w:rPr>
         <w:t>6/1/2056</w:t>
       </w:r>
     </w:p>
@@ -1153,6 +1333,21 @@
           <w:b/>
         </w:rPr>
         <w:t xml:space="preserve">Total Number of Installment Payments: </w:t>
+      </w:r>
+      <w:r>
+        <w:rPr>
+          <w:b/>
+        </w:rPr>
+      </w:r>
+      <w:r>
+        <w:rPr>
+          <w:b/>
+        </w:rPr>
+      </w:r>
+      <w:r>
+        <w:rPr>
+          <w:b/>
+        </w:rPr>
       </w:r>
       <w:r>
         <w:rPr>
@@ -1461,6 +1656,36 @@
         <w:rPr>
           <w:b/>
         </w:rPr>
+      </w:r>
+      <w:r>
+        <w:rPr>
+          <w:b/>
+        </w:rPr>
+      </w:r>
+      <w:r>
+        <w:rPr>
+          <w:b/>
+        </w:rPr>
+      </w:r>
+      <w:r>
+        <w:rPr>
+          <w:b/>
+        </w:rPr>
+      </w:r>
+      <w:r>
+        <w:rPr>
+          <w:b/>
+        </w:rPr>
+      </w:r>
+      <w:r>
+        <w:rPr>
+          <w:b/>
+        </w:rPr>
+      </w:r>
+      <w:r>
+        <w:rPr>
+          <w:b/>
+        </w:rPr>
         <w:t>Investment Services LLC</w:t>
       </w:r>
       <w:r>
@@ -1558,6 +1783,21 @@
         <w:rPr>
           <w:b/>
         </w:rPr>
+      </w:r>
+      <w:r>
+        <w:rPr>
+          <w:b/>
+        </w:rPr>
+      </w:r>
+      <w:r>
+        <w:rPr>
+          <w:b/>
+        </w:rPr>
+      </w:r>
+      <w:r>
+        <w:rPr>
+          <w:b/>
+        </w:rPr>
         <w:t>Wes Browning, Manager</w:t>
       </w:r>
     </w:p>
@@ -1697,6 +1937,36 @@
         <w:rPr>
           <w:b/>
         </w:rPr>
+      </w:r>
+      <w:r>
+        <w:rPr>
+          <w:b/>
+        </w:rPr>
+      </w:r>
+      <w:r>
+        <w:rPr>
+          <w:b/>
+        </w:rPr>
+      </w:r>
+      <w:r>
+        <w:rPr>
+          <w:b/>
+        </w:rPr>
+      </w:r>
+      <w:r>
+        <w:rPr>
+          <w:b/>
+        </w:rPr>
+      </w:r>
+      <w:r>
+        <w:rPr>
+          <w:b/>
+        </w:rPr>
+      </w:r>
+      <w:r>
+        <w:rPr>
+          <w:b/>
+        </w:rPr>
         <w:t>Investment Services LLC</w:t>
       </w:r>
       <w:r>
@@ -1722,888 +1992,33 @@
       </w:r>
     </w:p>
     <w:p>
-      <w:pPr>
-        <w:rPr>
-          <w:b/>
-          <w:bCs/>
-          <w:u w:val="single"/>
-        </w:rPr>
-      </w:pPr>
-      <w:r>
-        <w:rPr>
-          <w:b w:val="0"/>
-        </w:rPr>
-        <w:t>STATE OF</w:t>
-      </w:r>
-      <w:proofErr w:type="gramStart"/>
-      <w:r/>
-      <w:r/>
-      <w:r/>
-      <w:r>
-        <w:rPr>
-          <w:b/>
-          <w:bCs/>
-          <w:u w:val="single"/>
-        </w:rPr>
-      </w:r>
-      <w:proofErr w:type="gramEnd"/>
-      <w:r>
-        <w:rPr>
-          <w:b/>
-          <w:bCs/>
-          <w:u w:val="single"/>
-        </w:rPr>
-      </w:r>
-      <w:r>
-        <w:rPr>
-          <w:b w:val="0"/>
-        </w:rPr>
-      </w:r>
-      <w:r>
-        <w:rPr>
-          <w:b w:val="0"/>
-        </w:rPr>
-      </w:r>
-      <w:r>
-        <w:rPr>
-          <w:b w:val="0"/>
-        </w:rPr>
-      </w:r>
-      <w:r>
-        <w:rPr>
-          <w:b/>
-        </w:rPr>
-      </w:r>
-      <w:r>
-        <w:rPr>
-          <w:b w:val="0"/>
-        </w:rPr>
-      </w:r>
-      <w:r>
-        <w:rPr>
-          <w:b w:val="0"/>
-        </w:rPr>
-      </w:r>
-      <w:r>
-        <w:rPr>
-          <w:b w:val="0"/>
-        </w:rPr>
-      </w:r>
-      <w:r>
-        <w:rPr>
-          <w:b/>
-        </w:rPr>
-      </w:r>
-      <w:r>
-        <w:rPr>
-          <w:b w:val="0"/>
-        </w:rPr>
-      </w:r>
-      <w:r>
-        <w:rPr>
-          <w:b w:val="0"/>
-        </w:rPr>
-      </w:r>
-      <w:r>
-        <w:rPr>
-          <w:b w:val="0"/>
-        </w:rPr>
-      </w:r>
-      <w:r>
-        <w:rPr>
-          <w:b/>
-        </w:rPr>
-      </w:r>
-      <w:r>
-        <w:rPr>
-          <w:b w:val="0"/>
-        </w:rPr>
-      </w:r>
-      <w:r>
-        <w:rPr>
-          <w:b w:val="0"/>
-        </w:rPr>
-      </w:r>
-      <w:r>
-        <w:rPr>
-          <w:b w:val="0"/>
-        </w:rPr>
-      </w:r>
-      <w:r>
-        <w:rPr>
-          <w:b/>
-        </w:rPr>
-      </w:r>
-      <w:r>
-        <w:rPr>
-          <w:b w:val="0"/>
-        </w:rPr>
-      </w:r>
-      <w:r>
-        <w:rPr>
-          <w:b w:val="0"/>
-        </w:rPr>
-      </w:r>
-      <w:r>
-        <w:rPr>
-          <w:b w:val="0"/>
-        </w:rPr>
-      </w:r>
-      <w:r>
-        <w:rPr>
-          <w:b/>
-        </w:rPr>
-      </w:r>
-      <w:r>
-        <w:rPr>
-          <w:b w:val="0"/>
-        </w:rPr>
-      </w:r>
-      <w:r>
-        <w:rPr>
-          <w:b w:val="0"/>
-        </w:rPr>
-      </w:r>
-      <w:r>
-        <w:rPr>
-          <w:b w:val="0"/>
-        </w:rPr>
-      </w:r>
-      <w:r>
-        <w:rPr>
-          <w:b/>
-        </w:rPr>
-      </w:r>
-      <w:r>
-        <w:rPr>
-          <w:b w:val="0"/>
-        </w:rPr>
-      </w:r>
-      <w:r>
-        <w:rPr>
-          <w:b w:val="0"/>
-        </w:rPr>
-      </w:r>
-      <w:r>
-        <w:rPr>
-          <w:b w:val="0"/>
-        </w:rPr>
-      </w:r>
-      <w:r>
-        <w:rPr>
-          <w:b/>
-        </w:rPr>
-      </w:r>
-      <w:r>
-        <w:rPr>
-          <w:b w:val="0"/>
-        </w:rPr>
-      </w:r>
-      <w:r>
-        <w:rPr>
-          <w:b w:val="0"/>
-        </w:rPr>
-      </w:r>
-      <w:r>
-        <w:rPr>
-          <w:b w:val="0"/>
-        </w:rPr>
-      </w:r>
-      <w:r>
-        <w:rPr>
-          <w:b/>
-        </w:rPr>
-      </w:r>
-      <w:r>
-        <w:rPr>
-          <w:b w:val="0"/>
-        </w:rPr>
-      </w:r>
-      <w:r>
-        <w:rPr>
-          <w:b w:val="0"/>
-        </w:rPr>
-      </w:r>
-      <w:r>
-        <w:rPr>
-          <w:b w:val="0"/>
-        </w:rPr>
-      </w:r>
-      <w:r>
-        <w:rPr>
-          <w:b/>
-        </w:rPr>
-      </w:r>
-      <w:r>
-        <w:rPr>
-          <w:b w:val="0"/>
-        </w:rPr>
-      </w:r>
-      <w:r>
-        <w:rPr>
-          <w:b w:val="0"/>
-        </w:rPr>
-      </w:r>
-      <w:r>
-        <w:rPr>
-          <w:b w:val="0"/>
-        </w:rPr>
-      </w:r>
-      <w:r>
-        <w:rPr>
-          <w:b/>
-        </w:rPr>
-      </w:r>
-      <w:r>
-        <w:rPr>
-          <w:b w:val="0"/>
-        </w:rPr>
-      </w:r>
-      <w:r>
-        <w:rPr>
-          <w:b w:val="0"/>
-        </w:rPr>
-      </w:r>
-      <w:r>
-        <w:rPr>
-          <w:b w:val="0"/>
-        </w:rPr>
-      </w:r>
-      <w:r>
-        <w:rPr>
-          <w:b/>
-        </w:rPr>
-      </w:r>
-      <w:r>
-        <w:rPr>
-          <w:b w:val="0"/>
-        </w:rPr>
-      </w:r>
-      <w:r>
-        <w:rPr>
-          <w:b w:val="0"/>
-        </w:rPr>
-      </w:r>
-      <w:r>
-        <w:rPr>
-          <w:b w:val="0"/>
-        </w:rPr>
-      </w:r>
-      <w:r>
-        <w:rPr>
-          <w:b/>
-        </w:rPr>
-      </w:r>
-      <w:r>
-        <w:rPr>
-          <w:b w:val="0"/>
-        </w:rPr>
-        <w:t>:</w:t>
-      </w:r>
-      <w:r>
-        <w:rPr>
-          <w:b w:val="0"/>
-        </w:rPr>
-        <w:t xml:space="preserve"> </w:t>
-      </w:r>
-      <w:r>
-        <w:rPr>
-          <w:b w:val="0"/>
-        </w:rPr>
-        <w:tab/>
-      </w:r>
-      <w:r>
-        <w:rPr>
-          <w:b/>
-        </w:rPr>
-        <w:t>NORTH CAROLINA</w:t>
+      <w:r>
+        <w:t>STATE OF: NORTH CAROLINA</w:t>
       </w:r>
     </w:p>
     <w:p>
-      <w:pPr>
-        <w:rPr>
-          <w:u w:val="single"/>
-        </w:rPr>
-      </w:pPr>
-      <w:r>
-        <w:rPr>
-          <w:b w:val="0"/>
-          <w:bCs/>
-        </w:rPr>
-        <w:t xml:space="preserve">COUNTY OF: </w:t>
-      </w:r>
-      <w:proofErr w:type="gramStart"/>
-      <w:r>
-        <w:rPr>
-          <w:bCs/>
-        </w:rPr>
-      </w:r>
-      <w:r>
-        <w:rPr>
-          <w:bCs/>
-        </w:rPr>
-      </w:r>
-      <w:r>
-        <w:rPr>
-          <w:bCs/>
-        </w:rPr>
-      </w:r>
-      <w:r>
-        <w:rPr>
-          <w:b/>
-          <w:u w:val="single"/>
-        </w:rPr>
-      </w:r>
-      <w:proofErr w:type="gramEnd"/>
-      <w:r>
-        <w:rPr>
-          <w:b w:val="0"/>
-        </w:rPr>
-      </w:r>
-      <w:r>
-        <w:rPr>
-          <w:b/>
-        </w:rPr>
-      </w:r>
-      <w:r>
-        <w:rPr>
-          <w:b w:val="0"/>
-        </w:rPr>
-      </w:r>
-      <w:r>
-        <w:rPr>
-          <w:b/>
-        </w:rPr>
-      </w:r>
-      <w:r>
-        <w:rPr>
-          <w:b w:val="0"/>
-        </w:rPr>
-      </w:r>
-      <w:r>
-        <w:rPr>
-          <w:b/>
-        </w:rPr>
-      </w:r>
-      <w:r>
-        <w:rPr>
-          <w:b w:val="0"/>
-        </w:rPr>
-      </w:r>
-      <w:r>
-        <w:rPr>
-          <w:b/>
-        </w:rPr>
-      </w:r>
-      <w:r>
-        <w:rPr>
-          <w:b w:val="0"/>
-        </w:rPr>
-      </w:r>
-      <w:r>
-        <w:rPr>
-          <w:b/>
-        </w:rPr>
-      </w:r>
-      <w:r>
-        <w:rPr>
-          <w:b w:val="0"/>
-        </w:rPr>
-      </w:r>
-      <w:r>
-        <w:rPr>
-          <w:b/>
-        </w:rPr>
-      </w:r>
-      <w:r>
-        <w:rPr>
-          <w:b w:val="0"/>
-        </w:rPr>
-      </w:r>
-      <w:r>
-        <w:rPr>
-          <w:b/>
-        </w:rPr>
-      </w:r>
-      <w:r>
-        <w:rPr>
-          <w:b w:val="0"/>
-        </w:rPr>
-      </w:r>
-      <w:r>
-        <w:rPr>
-          <w:b/>
-        </w:rPr>
-      </w:r>
-      <w:r>
-        <w:rPr>
-          <w:b w:val="0"/>
-        </w:rPr>
-      </w:r>
-      <w:r>
-        <w:rPr>
-          <w:b/>
-        </w:rPr>
-      </w:r>
-      <w:r>
-        <w:rPr>
-          <w:b w:val="0"/>
-        </w:rPr>
-      </w:r>
-      <w:r>
-        <w:rPr>
-          <w:b/>
-        </w:rPr>
-      </w:r>
-      <w:r>
-        <w:rPr>
-          <w:b w:val="0"/>
-        </w:rPr>
-      </w:r>
-      <w:r>
-        <w:rPr>
-          <w:b/>
-        </w:rPr>
-      </w:r>
-      <w:r>
-        <w:rPr>
-          <w:b w:val="0"/>
-        </w:rPr>
-      </w:r>
-      <w:r>
-        <w:rPr>
-          <w:b/>
-        </w:rPr>
-      </w:r>
-      <w:r>
-        <w:rPr>
-          <w:b w:val="0"/>
-        </w:rPr>
-        <w:tab/>
-      </w:r>
-      <w:r>
-        <w:rPr>
-          <w:b/>
-        </w:rPr>
-        <w:t>WAKE</w:t>
+      <w:r>
+        <w:t>COUNTY OF: WAKE</w:t>
       </w:r>
     </w:p>
     <w:p>
       <w:r>
-        <w:rPr>
-          <w:b w:val="0"/>
-        </w:rPr>
-        <w:t xml:space="preserve">I, ______________________________, a Notary Public, certify that </w:t>
-      </w:r>
-      <w:proofErr w:type="gramStart"/>
-      <w:r/>
-      <w:proofErr w:type="gramEnd"/>
-      <w:r/>
-      <w:r>
-        <w:rPr>
-          <w:b/>
-        </w:rPr>
-      </w:r>
-      <w:r>
-        <w:rPr>
-          <w:b w:val="0"/>
-        </w:rPr>
-      </w:r>
-      <w:r>
-        <w:rPr>
-          <w:b/>
-        </w:rPr>
-      </w:r>
-      <w:r>
-        <w:rPr>
-          <w:b w:val="0"/>
-        </w:rPr>
-      </w:r>
-      <w:r>
-        <w:rPr>
-          <w:b/>
-        </w:rPr>
-      </w:r>
-      <w:r>
-        <w:rPr>
-          <w:b w:val="0"/>
-        </w:rPr>
-      </w:r>
-      <w:r>
-        <w:rPr>
-          <w:b/>
-        </w:rPr>
-      </w:r>
-      <w:r>
-        <w:rPr>
-          <w:b w:val="0"/>
-        </w:rPr>
-      </w:r>
-      <w:r>
-        <w:rPr>
-          <w:b/>
-        </w:rPr>
-      </w:r>
-      <w:r>
-        <w:rPr>
-          <w:b w:val="0"/>
-        </w:rPr>
-      </w:r>
-      <w:r>
-        <w:rPr>
-          <w:b/>
-        </w:rPr>
-      </w:r>
-      <w:r>
-        <w:rPr>
-          <w:b w:val="0"/>
-        </w:rPr>
-      </w:r>
-      <w:r>
-        <w:rPr>
-          <w:b/>
-        </w:rPr>
-      </w:r>
-      <w:r>
-        <w:rPr>
-          <w:b w:val="0"/>
-        </w:rPr>
-      </w:r>
-      <w:r>
-        <w:rPr>
-          <w:b/>
-        </w:rPr>
-      </w:r>
-      <w:r>
-        <w:rPr>
-          <w:b w:val="0"/>
-        </w:rPr>
-      </w:r>
-      <w:r>
-        <w:rPr>
-          <w:b/>
-        </w:rPr>
-      </w:r>
-      <w:r>
-        <w:rPr>
-          <w:b w:val="0"/>
-        </w:rPr>
-      </w:r>
-      <w:r>
-        <w:rPr>
-          <w:b/>
-        </w:rPr>
-      </w:r>
-      <w:r>
-        <w:rPr>
-          <w:b w:val="0"/>
-        </w:rPr>
-      </w:r>
-      <w:r>
-        <w:rPr>
-          <w:b/>
-        </w:rPr>
-      </w:r>
-      <w:r>
-        <w:rPr>
-          <w:b w:val="0"/>
-        </w:rPr>
-      </w:r>
-      <w:r>
-        <w:rPr>
-          <w:b/>
-        </w:rPr>
-      </w:r>
-      <w:r>
-        <w:rPr>
-          <w:b w:val="0"/>
-        </w:rPr>
-      </w:r>
-      <w:r>
-        <w:rPr>
-          <w:b/>
-        </w:rPr>
-      </w:r>
-      <w:r>
-        <w:rPr>
-          <w:b w:val="0"/>
-        </w:rPr>
-      </w:r>
-      <w:r>
-        <w:rPr>
-          <w:b/>
-        </w:rPr>
-      </w:r>
-      <w:r>
-        <w:rPr>
-          <w:b w:val="0"/>
-        </w:rPr>
-      </w:r>
-      <w:r>
-        <w:rPr>
-          <w:b/>
-        </w:rPr>
-      </w:r>
-      <w:r>
-        <w:rPr>
-          <w:b w:val="0"/>
-        </w:rPr>
-      </w:r>
-      <w:r>
-        <w:rPr>
-          <w:b/>
-        </w:rPr>
-      </w:r>
-      <w:r>
-        <w:rPr>
-          <w:b w:val="0"/>
-        </w:rPr>
-      </w:r>
-      <w:r>
-        <w:rPr>
-          <w:b/>
-        </w:rPr>
-      </w:r>
-      <w:r>
-        <w:rPr>
-          <w:b w:val="0"/>
-        </w:rPr>
-      </w:r>
-      <w:r>
-        <w:rPr>
-          <w:b/>
-        </w:rPr>
-      </w:r>
-      <w:r>
-        <w:rPr>
-          <w:b w:val="0"/>
-        </w:rPr>
-      </w:r>
-      <w:r>
-        <w:rPr>
-          <w:b/>
-        </w:rPr>
-      </w:r>
-      <w:r>
-        <w:rPr>
-          <w:b w:val="0"/>
-        </w:rPr>
-      </w:r>
-      <w:r>
-        <w:rPr>
-          <w:b/>
-        </w:rPr>
-      </w:r>
-      <w:r>
-        <w:rPr>
-          <w:b w:val="0"/>
-        </w:rPr>
-      </w:r>
-      <w:r>
-        <w:rPr>
-          <w:b/>
-        </w:rPr>
-      </w:r>
-      <w:r>
-        <w:rPr>
-          <w:b w:val="0"/>
-        </w:rPr>
-      </w:r>
-      <w:r>
-        <w:rPr>
-          <w:b/>
-        </w:rPr>
-      </w:r>
-      <w:r>
-        <w:rPr>
-          <w:b w:val="0"/>
-        </w:rPr>
-      </w:r>
-      <w:r>
-        <w:rPr>
-          <w:b/>
-        </w:rPr>
-      </w:r>
-      <w:r>
-        <w:rPr>
-          <w:b w:val="0"/>
-        </w:rPr>
-      </w:r>
-      <w:r>
-        <w:rPr>
-          <w:b/>
-        </w:rPr>
-      </w:r>
-      <w:r>
-        <w:rPr>
-          <w:b w:val="0"/>
-        </w:rPr>
-      </w:r>
-      <w:r>
-        <w:rPr>
-          <w:b/>
-        </w:rPr>
-      </w:r>
-      <w:r>
-        <w:rPr>
-          <w:b w:val="0"/>
-        </w:rPr>
-      </w:r>
-      <w:r>
-        <w:rPr>
-          <w:b/>
-        </w:rPr>
-      </w:r>
-      <w:r>
-        <w:rPr>
-          <w:b w:val="0"/>
-        </w:rPr>
-      </w:r>
-      <w:r>
-        <w:rPr>
-          <w:b/>
-        </w:rPr>
-      </w:r>
-      <w:r>
-        <w:rPr>
-          <w:b w:val="0"/>
-        </w:rPr>
-      </w:r>
-      <w:r>
-        <w:rPr>
-          <w:b/>
-        </w:rPr>
-      </w:r>
-      <w:r>
-        <w:rPr>
-          <w:b w:val="0"/>
-        </w:rPr>
-      </w:r>
-      <w:r>
-        <w:rPr>
-          <w:b/>
-        </w:rPr>
-      </w:r>
-      <w:r>
-        <w:rPr>
-          <w:b w:val="0"/>
-        </w:rPr>
-      </w:r>
-      <w:r>
-        <w:rPr>
-          <w:b/>
-        </w:rPr>
-      </w:r>
-      <w:r>
-        <w:rPr>
-          <w:b w:val="0"/>
-        </w:rPr>
-      </w:r>
-      <w:r>
-        <w:rPr>
-          <w:b/>
-        </w:rPr>
-      </w:r>
-      <w:r>
-        <w:rPr>
-          <w:b w:val="0"/>
-        </w:rPr>
-      </w:r>
-      <w:r>
-        <w:rPr>
-          <w:b/>
-        </w:rPr>
-      </w:r>
-      <w:r>
-        <w:rPr>
-          <w:b w:val="0"/>
-        </w:rPr>
-      </w:r>
-      <w:r>
-        <w:rPr>
-          <w:b/>
-        </w:rPr>
-      </w:r>
-      <w:r>
-        <w:rPr>
-          <w:b w:val="0"/>
-        </w:rPr>
-      </w:r>
-      <w:r>
-        <w:rPr>
-          <w:b/>
-        </w:rPr>
-      </w:r>
-      <w:r>
-        <w:rPr>
-          <w:b w:val="0"/>
-        </w:rPr>
-      </w:r>
-      <w:r>
-        <w:rPr>
-          <w:b/>
-        </w:rPr>
-      </w:r>
-      <w:r>
-        <w:rPr>
-          <w:b w:val="0"/>
-        </w:rPr>
-      </w:r>
-      <w:r>
-        <w:rPr>
-          <w:b/>
-        </w:rPr>
-      </w:r>
-      <w:r>
-        <w:rPr>
-          <w:b w:val="0"/>
-        </w:rPr>
-      </w:r>
-      <w:r>
-        <w:rPr>
-          <w:b/>
-        </w:rPr>
-        <w:t>Wes Browning</w:t>
-      </w:r>
-      <w:r>
-        <w:rPr>
-          <w:b w:val="0"/>
-        </w:rPr>
-        <w:t xml:space="preserve">, Manager of </w:t>
-      </w:r>
-      <w:r>
-        <w:rPr>
-          <w:b/>
-        </w:rPr>
-        <w:t>Investment Services LLC</w:t>
-      </w:r>
-      <w:r>
-        <w:rPr>
-          <w:b w:val="0"/>
-        </w:rPr>
-        <w:t xml:space="preserve">, Trustee of </w:t>
-      </w:r>
-      <w:r>
-        <w:rPr>
-          <w:b/>
-        </w:rPr>
-        <w:t>320 Rose Pl Real Estate Trust dated March, 5 2025</w:t>
-      </w:r>
-      <w:r>
-        <w:rPr>
-          <w:b w:val="0"/>
-        </w:rPr>
-        <w:t xml:space="preserve"> personally appeared before me this day and acknowledged the due execution of the foregoing instrument.</w:t>
+        <w:t>I certify that the following person(s) personally appeared before me this day, each acknowledging to me that he/she/they signed the foregoing document: Wes Browning, Manager of Investment Services LLC, Trustee of 320 Rose Pl Real Estate Trust dated March, 5 2025.</w:t>
       </w:r>
     </w:p>
     <w:p>
       <w:r>
-        <w:t>Witness my hand and official seal, this ____ day of __________________, 2026.</w:t>
+        <w:t>Date: ____________________</w:t>
       </w:r>
     </w:p>
     <w:p>
       <w:r>
-        <w:t>Notary Public: ______________________________</w:t>
+        <w:t>Official Signature of Notary: ________________________________________</w:t>
+      </w:r>
+    </w:p>
+    <w:p>
+      <w:r>
+        <w:t>Notary's printed or typed name: ______________________________, Notary Public</w:t>
       </w:r>
     </w:p>
     <w:p>
@@ -2790,6 +2205,36 @@
         <w:rPr>
           <w:b w:val="0"/>
         </w:rPr>
+      </w:r>
+      <w:r>
+        <w:rPr>
+          <w:b/>
+        </w:rPr>
+      </w:r>
+      <w:r>
+        <w:rPr>
+          <w:b w:val="0"/>
+        </w:rPr>
+      </w:r>
+      <w:r>
+        <w:rPr>
+          <w:b/>
+        </w:rPr>
+      </w:r>
+      <w:r>
+        <w:rPr>
+          <w:b w:val="0"/>
+        </w:rPr>
+      </w:r>
+      <w:r>
+        <w:rPr>
+          <w:b/>
+        </w:rPr>
+      </w:r>
+      <w:r>
+        <w:rPr>
+          <w:b w:val="0"/>
+        </w:rPr>
         <w:t xml:space="preserve"> </w:t>
       </w:r>
       <w:r>
@@ -2981,6 +2426,36 @@
         <w:rPr>
           <w:b w:val="0"/>
         </w:rPr>
+      </w:r>
+      <w:r>
+        <w:rPr>
+          <w:b/>
+        </w:rPr>
+      </w:r>
+      <w:r>
+        <w:rPr>
+          <w:b w:val="0"/>
+        </w:rPr>
+      </w:r>
+      <w:r>
+        <w:rPr>
+          <w:b/>
+        </w:rPr>
+      </w:r>
+      <w:r>
+        <w:rPr>
+          <w:b w:val="0"/>
+        </w:rPr>
+      </w:r>
+      <w:r>
+        <w:rPr>
+          <w:b/>
+        </w:rPr>
+      </w:r>
+      <w:r>
+        <w:rPr>
+          <w:b w:val="0"/>
+        </w:rPr>
         <w:t xml:space="preserve"> </w:t>
       </w:r>
       <w:r>
@@ -2991,615 +2466,33 @@
       </w:r>
     </w:p>
     <w:p>
-      <w:pPr>
-        <w:rPr>
-          <w:b/>
-          <w:bCs/>
-          <w:u w:val="single"/>
-        </w:rPr>
-      </w:pPr>
-      <w:r>
-        <w:rPr>
-          <w:b w:val="0"/>
-        </w:rPr>
-        <w:t>STATE OF</w:t>
-      </w:r>
-      <w:proofErr w:type="gramStart"/>
-      <w:r/>
-      <w:r/>
-      <w:r/>
-      <w:r>
-        <w:rPr>
-          <w:b/>
-          <w:bCs/>
-          <w:u w:val="single"/>
-        </w:rPr>
-      </w:r>
-      <w:proofErr w:type="gramEnd"/>
-      <w:r>
-        <w:rPr>
-          <w:b/>
-          <w:bCs/>
-          <w:u w:val="single"/>
-        </w:rPr>
-      </w:r>
-      <w:r>
-        <w:rPr>
-          <w:b w:val="0"/>
-        </w:rPr>
-      </w:r>
-      <w:r>
-        <w:rPr>
-          <w:b w:val="0"/>
-        </w:rPr>
-      </w:r>
-      <w:r>
-        <w:rPr>
-          <w:b w:val="0"/>
-        </w:rPr>
-      </w:r>
-      <w:r>
-        <w:rPr>
-          <w:b/>
-        </w:rPr>
-      </w:r>
-      <w:r>
-        <w:rPr>
-          <w:b w:val="0"/>
-        </w:rPr>
-      </w:r>
-      <w:r>
-        <w:rPr>
-          <w:b w:val="0"/>
-        </w:rPr>
-      </w:r>
-      <w:r>
-        <w:rPr>
-          <w:b w:val="0"/>
-        </w:rPr>
-      </w:r>
-      <w:r>
-        <w:rPr>
-          <w:b/>
-        </w:rPr>
-      </w:r>
-      <w:r>
-        <w:rPr>
-          <w:b w:val="0"/>
-        </w:rPr>
-      </w:r>
-      <w:r>
-        <w:rPr>
-          <w:b w:val="0"/>
-        </w:rPr>
-      </w:r>
-      <w:r>
-        <w:rPr>
-          <w:b w:val="0"/>
-        </w:rPr>
-      </w:r>
-      <w:r>
-        <w:rPr>
-          <w:b/>
-        </w:rPr>
-      </w:r>
-      <w:r>
-        <w:rPr>
-          <w:b w:val="0"/>
-        </w:rPr>
-      </w:r>
-      <w:r>
-        <w:rPr>
-          <w:b w:val="0"/>
-        </w:rPr>
-      </w:r>
-      <w:r>
-        <w:rPr>
-          <w:b w:val="0"/>
-        </w:rPr>
-      </w:r>
-      <w:r>
-        <w:rPr>
-          <w:b/>
-        </w:rPr>
-      </w:r>
-      <w:r>
-        <w:rPr>
-          <w:b w:val="0"/>
-        </w:rPr>
-      </w:r>
-      <w:r>
-        <w:rPr>
-          <w:b w:val="0"/>
-        </w:rPr>
-      </w:r>
-      <w:r>
-        <w:rPr>
-          <w:b w:val="0"/>
-        </w:rPr>
-      </w:r>
-      <w:r>
-        <w:rPr>
-          <w:b/>
-        </w:rPr>
-      </w:r>
-      <w:r>
-        <w:rPr>
-          <w:b w:val="0"/>
-        </w:rPr>
-      </w:r>
-      <w:r>
-        <w:rPr>
-          <w:b w:val="0"/>
-        </w:rPr>
-      </w:r>
-      <w:r>
-        <w:rPr>
-          <w:b w:val="0"/>
-        </w:rPr>
-      </w:r>
-      <w:r>
-        <w:rPr>
-          <w:b/>
-        </w:rPr>
-      </w:r>
-      <w:r>
-        <w:rPr>
-          <w:b w:val="0"/>
-        </w:rPr>
-      </w:r>
-      <w:r>
-        <w:rPr>
-          <w:b w:val="0"/>
-        </w:rPr>
-      </w:r>
-      <w:r>
-        <w:rPr>
-          <w:b w:val="0"/>
-        </w:rPr>
-      </w:r>
-      <w:r>
-        <w:rPr>
-          <w:b/>
-        </w:rPr>
-      </w:r>
-      <w:r>
-        <w:rPr>
-          <w:b w:val="0"/>
-        </w:rPr>
-      </w:r>
-      <w:r>
-        <w:rPr>
-          <w:b w:val="0"/>
-        </w:rPr>
-      </w:r>
-      <w:r>
-        <w:rPr>
-          <w:b w:val="0"/>
-        </w:rPr>
-      </w:r>
-      <w:r>
-        <w:rPr>
-          <w:b/>
-        </w:rPr>
-      </w:r>
-      <w:r>
-        <w:rPr>
-          <w:b w:val="0"/>
-        </w:rPr>
-      </w:r>
-      <w:r>
-        <w:rPr>
-          <w:b w:val="0"/>
-        </w:rPr>
-      </w:r>
-      <w:r>
-        <w:rPr>
-          <w:b w:val="0"/>
-        </w:rPr>
-      </w:r>
-      <w:r>
-        <w:rPr>
-          <w:b/>
-        </w:rPr>
-      </w:r>
-      <w:r>
-        <w:rPr>
-          <w:b w:val="0"/>
-        </w:rPr>
-      </w:r>
-      <w:r>
-        <w:rPr>
-          <w:b w:val="0"/>
-        </w:rPr>
-      </w:r>
-      <w:r>
-        <w:rPr>
-          <w:b w:val="0"/>
-        </w:rPr>
-      </w:r>
-      <w:r>
-        <w:rPr>
-          <w:b/>
-        </w:rPr>
-      </w:r>
-      <w:r>
-        <w:rPr>
-          <w:b w:val="0"/>
-        </w:rPr>
-      </w:r>
-      <w:r>
-        <w:rPr>
-          <w:b w:val="0"/>
-        </w:rPr>
-      </w:r>
-      <w:r>
-        <w:rPr>
-          <w:b w:val="0"/>
-        </w:rPr>
-      </w:r>
-      <w:r>
-        <w:rPr>
-          <w:b/>
-        </w:rPr>
-      </w:r>
-      <w:r>
-        <w:rPr>
-          <w:b w:val="0"/>
-        </w:rPr>
-      </w:r>
-      <w:r>
-        <w:rPr>
-          <w:b w:val="0"/>
-        </w:rPr>
-      </w:r>
-      <w:r>
-        <w:rPr>
-          <w:b w:val="0"/>
-        </w:rPr>
-      </w:r>
-      <w:r>
-        <w:rPr>
-          <w:b/>
-        </w:rPr>
-      </w:r>
-      <w:r>
-        <w:rPr>
-          <w:b w:val="0"/>
-        </w:rPr>
-        <w:t>:</w:t>
-      </w:r>
-      <w:r>
-        <w:rPr>
-          <w:b w:val="0"/>
-        </w:rPr>
-        <w:t xml:space="preserve"> </w:t>
-      </w:r>
-      <w:r>
-        <w:rPr>
-          <w:b w:val="0"/>
-        </w:rPr>
-        <w:tab/>
-      </w:r>
-      <w:r>
-        <w:rPr>
-          <w:b/>
-        </w:rPr>
-        <w:t>NORTH CAROLINA</w:t>
+      <w:r>
+        <w:t>STATE OF: NORTH CAROLINA</w:t>
       </w:r>
     </w:p>
     <w:p>
       <w:r>
-        <w:rPr>
-          <w:b w:val="0"/>
-          <w:bCs/>
-        </w:rPr>
-        <w:t xml:space="preserve">COUNTY OF: </w:t>
-      </w:r>
-      <w:r>
-        <w:rPr>
-          <w:bCs/>
-        </w:rPr>
-      </w:r>
-      <w:r>
-        <w:rPr>
-          <w:b/>
-        </w:rPr>
-      </w:r>
-      <w:r>
-        <w:rPr>
-          <w:b/>
-          <w:u w:val="single"/>
-        </w:rPr>
-      </w:r>
-      <w:r>
-        <w:rPr>
-          <w:b w:val="0"/>
-        </w:rPr>
-      </w:r>
-      <w:r>
-        <w:rPr>
-          <w:b/>
-        </w:rPr>
-      </w:r>
-      <w:r>
-        <w:rPr>
-          <w:b w:val="0"/>
-        </w:rPr>
-      </w:r>
-      <w:r>
-        <w:rPr>
-          <w:b/>
-        </w:rPr>
-      </w:r>
-      <w:r>
-        <w:rPr>
-          <w:b w:val="0"/>
-        </w:rPr>
-      </w:r>
-      <w:r>
-        <w:rPr>
-          <w:b/>
-        </w:rPr>
-      </w:r>
-      <w:r>
-        <w:rPr>
-          <w:b w:val="0"/>
-        </w:rPr>
-      </w:r>
-      <w:r>
-        <w:rPr>
-          <w:b/>
-        </w:rPr>
-      </w:r>
-      <w:r>
-        <w:rPr>
-          <w:b w:val="0"/>
-        </w:rPr>
-      </w:r>
-      <w:r>
-        <w:rPr>
-          <w:b/>
-        </w:rPr>
-      </w:r>
-      <w:r>
-        <w:rPr>
-          <w:b w:val="0"/>
-        </w:rPr>
-      </w:r>
-      <w:r>
-        <w:rPr>
-          <w:b/>
-        </w:rPr>
-      </w:r>
-      <w:r>
-        <w:rPr>
-          <w:b w:val="0"/>
-        </w:rPr>
-      </w:r>
-      <w:r>
-        <w:rPr>
-          <w:b/>
-        </w:rPr>
-      </w:r>
-      <w:r>
-        <w:rPr>
-          <w:b w:val="0"/>
-        </w:rPr>
-      </w:r>
-      <w:r>
-        <w:rPr>
-          <w:b/>
-        </w:rPr>
-      </w:r>
-      <w:r>
-        <w:rPr>
-          <w:b w:val="0"/>
-        </w:rPr>
-      </w:r>
-      <w:r>
-        <w:rPr>
-          <w:b/>
-        </w:rPr>
-      </w:r>
-      <w:r>
-        <w:rPr>
-          <w:b w:val="0"/>
-        </w:rPr>
-      </w:r>
-      <w:r>
-        <w:rPr>
-          <w:b/>
-        </w:rPr>
-      </w:r>
-      <w:r>
-        <w:rPr>
-          <w:b w:val="0"/>
-        </w:rPr>
-      </w:r>
-      <w:r>
-        <w:rPr>
-          <w:b/>
-        </w:rPr>
-      </w:r>
-      <w:r>
-        <w:rPr>
-          <w:b w:val="0"/>
-        </w:rPr>
-      </w:r>
-      <w:r>
-        <w:rPr>
-          <w:b/>
-        </w:rPr>
-      </w:r>
-      <w:r>
-        <w:rPr>
-          <w:b w:val="0"/>
-        </w:rPr>
-        <w:tab/>
-      </w:r>
-      <w:r>
-        <w:rPr>
-          <w:b/>
-        </w:rPr>
-        <w:t>WAKE</w:t>
+        <w:t>COUNTY OF: WAKE</w:t>
       </w:r>
     </w:p>
     <w:p>
       <w:r>
-        <w:rPr>
-          <w:b w:val="0"/>
-        </w:rPr>
-        <w:t xml:space="preserve">I, ______________________________, a Notary Public, certify that </w:t>
-      </w:r>
-      <w:r>
-        <w:rPr>
-          <w:b/>
-          <w:bCs/>
-        </w:rPr>
-      </w:r>
-      <w:r/>
-      <w:r>
-        <w:rPr>
-          <w:b/>
-        </w:rPr>
-      </w:r>
-      <w:r>
-        <w:rPr>
-          <w:b w:val="0"/>
-        </w:rPr>
-      </w:r>
-      <w:r>
-        <w:rPr>
-          <w:b/>
-        </w:rPr>
-      </w:r>
-      <w:r>
-        <w:rPr>
-          <w:b w:val="0"/>
-        </w:rPr>
-      </w:r>
-      <w:r>
-        <w:rPr>
-          <w:b/>
-        </w:rPr>
-      </w:r>
-      <w:r>
-        <w:rPr>
-          <w:b w:val="0"/>
-        </w:rPr>
-      </w:r>
-      <w:r>
-        <w:rPr>
-          <w:b/>
-        </w:rPr>
-      </w:r>
-      <w:r>
-        <w:rPr>
-          <w:b w:val="0"/>
-        </w:rPr>
-      </w:r>
-      <w:r>
-        <w:rPr>
-          <w:b/>
-        </w:rPr>
-      </w:r>
-      <w:r>
-        <w:rPr>
-          <w:b w:val="0"/>
-        </w:rPr>
-      </w:r>
-      <w:r>
-        <w:rPr>
-          <w:b/>
-        </w:rPr>
-      </w:r>
-      <w:r>
-        <w:rPr>
-          <w:b w:val="0"/>
-        </w:rPr>
-      </w:r>
-      <w:r>
-        <w:rPr>
-          <w:b/>
-        </w:rPr>
-      </w:r>
-      <w:r>
-        <w:rPr>
-          <w:b w:val="0"/>
-        </w:rPr>
-      </w:r>
-      <w:r>
-        <w:rPr>
-          <w:b/>
-        </w:rPr>
-      </w:r>
-      <w:r>
-        <w:rPr>
-          <w:b w:val="0"/>
-        </w:rPr>
-      </w:r>
-      <w:r>
-        <w:rPr>
-          <w:b/>
-        </w:rPr>
-      </w:r>
-      <w:r>
-        <w:rPr>
-          <w:b w:val="0"/>
-        </w:rPr>
-      </w:r>
-      <w:r>
-        <w:rPr>
-          <w:b/>
-        </w:rPr>
-      </w:r>
-      <w:r>
-        <w:rPr>
-          <w:b w:val="0"/>
-        </w:rPr>
-      </w:r>
-      <w:r>
-        <w:rPr>
-          <w:b/>
-        </w:rPr>
-      </w:r>
-      <w:r>
-        <w:rPr>
-          <w:b w:val="0"/>
-        </w:rPr>
-      </w:r>
-      <w:r>
-        <w:rPr>
-          <w:b/>
-        </w:rPr>
-      </w:r>
-      <w:r>
-        <w:rPr>
-          <w:b w:val="0"/>
-        </w:rPr>
-      </w:r>
-      <w:r>
-        <w:rPr>
-          <w:b/>
-        </w:rPr>
-        <w:t>Ever Cardoza and Maria Sarmjento</w:t>
-      </w:r>
-      <w:r>
-        <w:rPr>
-          <w:b w:val="0"/>
-        </w:rPr>
-        <w:t xml:space="preserve"> personally appeared before me this day and acknowledged the due execution of the foregoing instrument.</w:t>
+        <w:t>I certify that the following person(s) personally appeared before me this day, each acknowledging to me that he/she/they signed the foregoing document: Ever Cardoza and Maria Sarmjento.</w:t>
       </w:r>
     </w:p>
     <w:p>
       <w:r>
-        <w:t>Witness my hand and official seal, this ____ day of __________________, 2026.</w:t>
+        <w:t>Date: ____________________</w:t>
       </w:r>
     </w:p>
     <w:p>
       <w:r>
-        <w:t>Notary Public: ______________________________</w:t>
+        <w:t>Official Signature of Notary: ________________________________________</w:t>
+      </w:r>
+    </w:p>
+    <w:p>
+      <w:r>
+        <w:t>Notary's printed or typed name: ______________________________, Notary Public</w:t>
       </w:r>
     </w:p>
     <w:p>

--- a/Project Rooms/Contract for Deed/reference/Rose memorandum prototype/320 Rose - Memorandum of Contract for Deed - PROTOTYPE.docx
+++ b/Project Rooms/Contract for Deed/reference/Rose memorandum prototype/320 Rose - Memorandum of Contract for Deed - PROTOTYPE.docx
@@ -267,6 +267,21 @@
         <w:rPr>
           <w:b/>
         </w:rPr>
+      </w:r>
+      <w:r>
+        <w:rPr>
+          <w:b w:val="0"/>
+        </w:rPr>
+      </w:r>
+      <w:r>
+        <w:rPr>
+          <w:b/>
+        </w:rPr>
+      </w:r>
+      <w:r>
+        <w:rPr>
+          <w:b/>
+        </w:rPr>
         <w:t>NORTH CAROLINA</w:t>
       </w:r>
       <w:r>
@@ -321,6 +336,26 @@
         <w:rPr>
           <w:b/>
           <w:bCs/>
+        </w:rPr>
+      </w:r>
+      <w:r>
+        <w:rPr>
+          <w:b/>
+        </w:rPr>
+      </w:r>
+      <w:r>
+        <w:rPr>
+          <w:b w:val="0"/>
+        </w:rPr>
+      </w:r>
+      <w:r>
+        <w:rPr>
+          <w:b/>
+        </w:rPr>
+      </w:r>
+      <w:r>
+        <w:rPr>
+          <w:b w:val="0"/>
         </w:rPr>
       </w:r>
       <w:r>
@@ -945,6 +980,11 @@
         <w:rPr>
           <w:b/>
         </w:rPr>
+      </w:r>
+      <w:r>
+        <w:rPr>
+          <w:b/>
+        </w:rPr>
         <w:t xml:space="preserve"> 320 Rose Pl, Wendell, NC 27591</w:t>
       </w:r>
     </w:p>
@@ -1037,6 +1077,11 @@
         <w:rPr>
           <w:b/>
         </w:rPr>
+      </w:r>
+      <w:r>
+        <w:rPr>
+          <w:b/>
+        </w:rPr>
         <w:t>BEING all of Lot 95, Section 2, of Candlewick Subdivision, as depicted in Book of Maps 1974, Page 271, Wake County Registry</w:t>
       </w:r>
     </w:p>
@@ -1129,6 +1174,11 @@
         <w:rPr>
           <w:b/>
         </w:rPr>
+      </w:r>
+      <w:r>
+        <w:rPr>
+          <w:b/>
+        </w:rPr>
         <w:t>WAKE / 1765676891</w:t>
       </w:r>
     </w:p>
@@ -1229,6 +1279,11 @@
         <w:rPr>
           <w:b/>
         </w:rPr>
+      </w:r>
+      <w:r>
+        <w:rPr>
+          <w:b/>
+        </w:rPr>
         <w:t>7/1/2026</w:t>
       </w:r>
     </w:p>
@@ -1321,6 +1376,11 @@
         <w:rPr>
           <w:b/>
         </w:rPr>
+      </w:r>
+      <w:r>
+        <w:rPr>
+          <w:b/>
+        </w:rPr>
         <w:t>6/1/2056</w:t>
       </w:r>
     </w:p>
@@ -1333,6 +1393,11 @@
           <w:b/>
         </w:rPr>
         <w:t xml:space="preserve">Total Number of Installment Payments: </w:t>
+      </w:r>
+      <w:r>
+        <w:rPr>
+          <w:b/>
+        </w:rPr>
       </w:r>
       <w:r>
         <w:rPr>
@@ -1686,6 +1751,16 @@
         <w:rPr>
           <w:b/>
         </w:rPr>
+      </w:r>
+      <w:r>
+        <w:rPr>
+          <w:b/>
+        </w:rPr>
+      </w:r>
+      <w:r>
+        <w:rPr>
+          <w:b/>
+        </w:rPr>
         <w:t>Investment Services LLC</w:t>
       </w:r>
       <w:r>
@@ -1798,7 +1873,12 @@
         <w:rPr>
           <w:b/>
         </w:rPr>
-        <w:t>Wes Browning, Manager</w:t>
+      </w:r>
+      <w:r>
+        <w:rPr>
+          <w:b/>
+        </w:rPr>
+        <w:t>Al Bennett, Manager</w:t>
       </w:r>
     </w:p>
     <w:p>
@@ -1967,6 +2047,16 @@
         <w:rPr>
           <w:b/>
         </w:rPr>
+      </w:r>
+      <w:r>
+        <w:rPr>
+          <w:b/>
+        </w:rPr>
+      </w:r>
+      <w:r>
+        <w:rPr>
+          <w:b/>
+        </w:rPr>
         <w:t>Investment Services LLC</w:t>
       </w:r>
       <w:r>
@@ -2003,7 +2093,7 @@
     </w:p>
     <w:p>
       <w:r>
-        <w:t>I certify that the following person(s) personally appeared before me this day, each acknowledging to me that he/she/they signed the foregoing document: Wes Browning, Manager of Investment Services LLC, Trustee of 320 Rose Pl Real Estate Trust dated March, 5 2025.</w:t>
+        <w:t>I certify that the following person(s) personally appeared before me this day, each acknowledging to me that he/she/they signed the foregoing document: Al Bennett, Manager of Investment Services LLC, Trustee of 320 Rose Pl Real Estate Trust dated March, 5 2025.</w:t>
       </w:r>
     </w:p>
     <w:p>
@@ -2235,13 +2325,23 @@
         <w:rPr>
           <w:b w:val="0"/>
         </w:rPr>
+      </w:r>
+      <w:r>
+        <w:rPr>
+          <w:b/>
+        </w:rPr>
+      </w:r>
+      <w:r>
+        <w:rPr>
+          <w:b w:val="0"/>
+        </w:rPr>
         <w:t xml:space="preserve"> </w:t>
       </w:r>
       <w:r>
         <w:rPr>
           <w:b/>
         </w:rPr>
-        <w:t>Ever Cardoza</w:t>
+        <w:t>Ever Amarildo Cardoza Bolanos</w:t>
       </w:r>
     </w:p>
     <w:p>
@@ -2256,7 +2356,7 @@
         <w:rPr>
           <w:b/>
         </w:rPr>
-        <w:t>Maria Sarmjento</w:t>
+        <w:t>Maria Geraldina Sarmiento</w:t>
       </w:r>
     </w:p>
     <w:p>
@@ -2456,13 +2556,23 @@
         <w:rPr>
           <w:b w:val="0"/>
         </w:rPr>
+      </w:r>
+      <w:r>
+        <w:rPr>
+          <w:b/>
+        </w:rPr>
+      </w:r>
+      <w:r>
+        <w:rPr>
+          <w:b w:val="0"/>
+        </w:rPr>
         <w:t xml:space="preserve"> </w:t>
       </w:r>
       <w:r>
         <w:rPr>
           <w:b/>
         </w:rPr>
-        <w:t>Maria Sarmjento</w:t>
+        <w:t>Maria Geraldina Sarmiento</w:t>
       </w:r>
     </w:p>
     <w:p>
@@ -2477,7 +2587,7 @@
     </w:p>
     <w:p>
       <w:r>
-        <w:t>I certify that the following person(s) personally appeared before me this day, each acknowledging to me that he/she/they signed the foregoing document: Ever Cardoza and Maria Sarmjento.</w:t>
+        <w:t>I certify that the following person(s) personally appeared before me this day, each acknowledging to me that he/she/they signed the foregoing document: Ever Amarildo Cardoza Bolanos and Maria Geraldina Sarmiento.</w:t>
       </w:r>
     </w:p>
     <w:p>

--- a/Project Rooms/Contract for Deed/reference/Rose memorandum prototype/320 Rose - Memorandum of Contract for Deed - PROTOTYPE.docx
+++ b/Project Rooms/Contract for Deed/reference/Rose memorandum prototype/320 Rose - Memorandum of Contract for Deed - PROTOTYPE.docx
@@ -282,6 +282,21 @@
         <w:rPr>
           <w:b/>
         </w:rPr>
+      </w:r>
+      <w:r>
+        <w:rPr>
+          <w:b w:val="0"/>
+        </w:rPr>
+      </w:r>
+      <w:r>
+        <w:rPr>
+          <w:b/>
+        </w:rPr>
+      </w:r>
+      <w:r>
+        <w:rPr>
+          <w:b/>
+        </w:rPr>
         <w:t>NORTH CAROLINA</w:t>
       </w:r>
       <w:r>
@@ -336,6 +351,26 @@
         <w:rPr>
           <w:b/>
           <w:bCs/>
+        </w:rPr>
+      </w:r>
+      <w:r>
+        <w:rPr>
+          <w:b/>
+        </w:rPr>
+      </w:r>
+      <w:r>
+        <w:rPr>
+          <w:b w:val="0"/>
+        </w:rPr>
+      </w:r>
+      <w:r>
+        <w:rPr>
+          <w:b/>
+        </w:rPr>
+      </w:r>
+      <w:r>
+        <w:rPr>
+          <w:b w:val="0"/>
         </w:rPr>
       </w:r>
       <w:r>
@@ -855,7 +890,7 @@
         <w:rPr>
           <w:b/>
         </w:rPr>
-        <w:t>Ever Cardoza and Maria Sarmjento (Purchaser).</w:t>
+        <w:t>Ever Cardoza and Maria Geraldina Sarmiento (Purchaser).</w:t>
       </w:r>
     </w:p>
     <w:p>
@@ -985,6 +1020,11 @@
         <w:rPr>
           <w:b/>
         </w:rPr>
+      </w:r>
+      <w:r>
+        <w:rPr>
+          <w:b/>
+        </w:rPr>
         <w:t xml:space="preserve"> 320 Rose Pl, Wendell, NC 27591</w:t>
       </w:r>
     </w:p>
@@ -1082,6 +1122,11 @@
         <w:rPr>
           <w:b/>
         </w:rPr>
+      </w:r>
+      <w:r>
+        <w:rPr>
+          <w:b/>
+        </w:rPr>
         <w:t>BEING all of Lot 95, Section 2, of Candlewick Subdivision, as depicted in Book of Maps 1974, Page 271, Wake County Registry</w:t>
       </w:r>
     </w:p>
@@ -1179,6 +1224,11 @@
         <w:rPr>
           <w:b/>
         </w:rPr>
+      </w:r>
+      <w:r>
+        <w:rPr>
+          <w:b/>
+        </w:rPr>
         <w:t>WAKE / 1765676891</w:t>
       </w:r>
     </w:p>
@@ -1284,6 +1334,11 @@
         <w:rPr>
           <w:b/>
         </w:rPr>
+      </w:r>
+      <w:r>
+        <w:rPr>
+          <w:b/>
+        </w:rPr>
         <w:t>7/1/2026</w:t>
       </w:r>
     </w:p>
@@ -1381,6 +1436,11 @@
         <w:rPr>
           <w:b/>
         </w:rPr>
+      </w:r>
+      <w:r>
+        <w:rPr>
+          <w:b/>
+        </w:rPr>
         <w:t>6/1/2056</w:t>
       </w:r>
     </w:p>
@@ -1393,6 +1453,11 @@
           <w:b/>
         </w:rPr>
         <w:t xml:space="preserve">Total Number of Installment Payments: </w:t>
+      </w:r>
+      <w:r>
+        <w:rPr>
+          <w:b/>
+        </w:rPr>
       </w:r>
       <w:r>
         <w:rPr>
@@ -1761,6 +1826,16 @@
         <w:rPr>
           <w:b/>
         </w:rPr>
+      </w:r>
+      <w:r>
+        <w:rPr>
+          <w:b/>
+        </w:rPr>
+      </w:r>
+      <w:r>
+        <w:rPr>
+          <w:b/>
+        </w:rPr>
         <w:t>Investment Services LLC</w:t>
       </w:r>
       <w:r>
@@ -1878,6 +1953,11 @@
         <w:rPr>
           <w:b/>
         </w:rPr>
+      </w:r>
+      <w:r>
+        <w:rPr>
+          <w:b/>
+        </w:rPr>
         <w:t>Al Bennett, Manager</w:t>
       </w:r>
     </w:p>
@@ -2057,6 +2137,16 @@
         <w:rPr>
           <w:b/>
         </w:rPr>
+      </w:r>
+      <w:r>
+        <w:rPr>
+          <w:b/>
+        </w:rPr>
+      </w:r>
+      <w:r>
+        <w:rPr>
+          <w:b/>
+        </w:rPr>
         <w:t>Investment Services LLC</w:t>
       </w:r>
       <w:r>
@@ -2335,6 +2425,16 @@
         <w:rPr>
           <w:b w:val="0"/>
         </w:rPr>
+      </w:r>
+      <w:r>
+        <w:rPr>
+          <w:b/>
+        </w:rPr>
+      </w:r>
+      <w:r>
+        <w:rPr>
+          <w:b w:val="0"/>
+        </w:rPr>
         <w:t xml:space="preserve"> </w:t>
       </w:r>
       <w:r>
@@ -2402,6 +2502,16 @@
         </w:rPr>
       </w:r>
       <w:proofErr w:type="spellEnd"/>
+      <w:r>
+        <w:rPr>
+          <w:b w:val="0"/>
+        </w:rPr>
+      </w:r>
+      <w:r>
+        <w:rPr>
+          <w:b/>
+        </w:rPr>
+      </w:r>
       <w:r>
         <w:rPr>
           <w:b w:val="0"/>

--- a/Project Rooms/Contract for Deed/reference/Rose memorandum prototype/320 Rose - Memorandum of Contract for Deed - PROTOTYPE.docx
+++ b/Project Rooms/Contract for Deed/reference/Rose memorandum prototype/320 Rose - Memorandum of Contract for Deed - PROTOTYPE.docx
@@ -297,6 +297,21 @@
         <w:rPr>
           <w:b/>
         </w:rPr>
+      </w:r>
+      <w:r>
+        <w:rPr>
+          <w:b w:val="0"/>
+        </w:rPr>
+      </w:r>
+      <w:r>
+        <w:rPr>
+          <w:b/>
+        </w:rPr>
+      </w:r>
+      <w:r>
+        <w:rPr>
+          <w:b/>
+        </w:rPr>
         <w:t>NORTH CAROLINA</w:t>
       </w:r>
       <w:r>
@@ -351,6 +366,26 @@
         <w:rPr>
           <w:b/>
           <w:bCs/>
+        </w:rPr>
+      </w:r>
+      <w:r>
+        <w:rPr>
+          <w:b/>
+        </w:rPr>
+      </w:r>
+      <w:r>
+        <w:rPr>
+          <w:b w:val="0"/>
+        </w:rPr>
+      </w:r>
+      <w:r>
+        <w:rPr>
+          <w:b/>
+        </w:rPr>
+      </w:r>
+      <w:r>
+        <w:rPr>
+          <w:b w:val="0"/>
         </w:rPr>
       </w:r>
       <w:r>
@@ -1025,6 +1060,11 @@
         <w:rPr>
           <w:b/>
         </w:rPr>
+      </w:r>
+      <w:r>
+        <w:rPr>
+          <w:b/>
+        </w:rPr>
         <w:t xml:space="preserve"> 320 Rose Pl, Wendell, NC 27591</w:t>
       </w:r>
     </w:p>
@@ -1127,6 +1167,11 @@
         <w:rPr>
           <w:b/>
         </w:rPr>
+      </w:r>
+      <w:r>
+        <w:rPr>
+          <w:b/>
+        </w:rPr>
         <w:t>BEING all of Lot 95, Section 2, of Candlewick Subdivision, as depicted in Book of Maps 1974, Page 271, Wake County Registry</w:t>
       </w:r>
     </w:p>
@@ -1229,6 +1274,11 @@
         <w:rPr>
           <w:b/>
         </w:rPr>
+      </w:r>
+      <w:r>
+        <w:rPr>
+          <w:b/>
+        </w:rPr>
         <w:t>WAKE / 1765676891</w:t>
       </w:r>
     </w:p>
@@ -1339,6 +1389,11 @@
         <w:rPr>
           <w:b/>
         </w:rPr>
+      </w:r>
+      <w:r>
+        <w:rPr>
+          <w:b/>
+        </w:rPr>
         <w:t>7/1/2026</w:t>
       </w:r>
     </w:p>
@@ -1441,6 +1496,11 @@
         <w:rPr>
           <w:b/>
         </w:rPr>
+      </w:r>
+      <w:r>
+        <w:rPr>
+          <w:b/>
+        </w:rPr>
         <w:t>6/1/2056</w:t>
       </w:r>
     </w:p>
@@ -1453,6 +1513,11 @@
           <w:b/>
         </w:rPr>
         <w:t xml:space="preserve">Total Number of Installment Payments: </w:t>
+      </w:r>
+      <w:r>
+        <w:rPr>
+          <w:b/>
+        </w:rPr>
       </w:r>
       <w:r>
         <w:rPr>
@@ -1836,6 +1901,16 @@
         <w:rPr>
           <w:b/>
         </w:rPr>
+      </w:r>
+      <w:r>
+        <w:rPr>
+          <w:b/>
+        </w:rPr>
+      </w:r>
+      <w:r>
+        <w:rPr>
+          <w:b/>
+        </w:rPr>
         <w:t>Investment Services LLC</w:t>
       </w:r>
       <w:r>
@@ -1958,7 +2033,12 @@
         <w:rPr>
           <w:b/>
         </w:rPr>
-        <w:t>Al Bennett, Manager</w:t>
+      </w:r>
+      <w:r>
+        <w:rPr>
+          <w:b/>
+        </w:rPr>
+        <w:t>José Fabre Jr., Manager</w:t>
       </w:r>
     </w:p>
     <w:p>
@@ -2147,6 +2227,16 @@
         <w:rPr>
           <w:b/>
         </w:rPr>
+      </w:r>
+      <w:r>
+        <w:rPr>
+          <w:b/>
+        </w:rPr>
+      </w:r>
+      <w:r>
+        <w:rPr>
+          <w:b/>
+        </w:rPr>
         <w:t>Investment Services LLC</w:t>
       </w:r>
       <w:r>
@@ -2183,7 +2273,7 @@
     </w:p>
     <w:p>
       <w:r>
-        <w:t>I certify that the following person(s) personally appeared before me this day, each acknowledging to me that he/she/they signed the foregoing document: Al Bennett, Manager of Investment Services LLC, Trustee of 320 Rose Pl Real Estate Trust dated March, 5 2025.</w:t>
+        <w:t>I certify that the following person(s) personally appeared before me this day, each acknowledging to me that he/she/they signed the foregoing document: José Fabre Jr., Manager of Investment Services LLC, Trustee of 320 Rose Pl Real Estate Trust dated March, 5 2025.</w:t>
       </w:r>
     </w:p>
     <w:p>
@@ -2435,6 +2525,16 @@
         <w:rPr>
           <w:b w:val="0"/>
         </w:rPr>
+      </w:r>
+      <w:r>
+        <w:rPr>
+          <w:b/>
+        </w:rPr>
+      </w:r>
+      <w:r>
+        <w:rPr>
+          <w:b w:val="0"/>
+        </w:rPr>
         <w:t xml:space="preserve"> </w:t>
       </w:r>
       <w:r>
@@ -2502,6 +2602,16 @@
         </w:rPr>
       </w:r>
       <w:proofErr w:type="spellEnd"/>
+      <w:r>
+        <w:rPr>
+          <w:b w:val="0"/>
+        </w:rPr>
+      </w:r>
+      <w:r>
+        <w:rPr>
+          <w:b/>
+        </w:rPr>
+      </w:r>
       <w:r>
         <w:rPr>
           <w:b w:val="0"/>
